--- a/assets/worksheets/velocity-curve/galactic-plane-observation-1-conclusions-2018.docx
+++ b/assets/worksheets/velocity-curve/galactic-plane-observation-1-conclusions-2018.docx
@@ -114,7 +114,7 @@
             </w:pPr>
             <w:r>
               <w:rPr>
-                <w:rFonts w:ascii="Arial" w:hAnsi="Arial"/>
+                <w:rFonts w:ascii="Arial" w:hAnsi="Arial" w:cs="Arial" w:eastAsia="Arial"/>
                 <w:b/>
                 <w:color w:val="FFFFFF"/>
                 <w:sz w:val="20"/>
@@ -142,7 +142,7 @@
             </w:pPr>
             <w:r>
               <w:rPr>
-                <w:rFonts w:ascii="Arial" w:hAnsi="Arial"/>
+                <w:rFonts w:ascii="Arial" w:hAnsi="Arial" w:cs="Arial" w:eastAsia="Arial"/>
                 <w:b/>
                 <w:color w:val="FFFFFF"/>
                 <w:sz w:val="20"/>
@@ -170,7 +170,7 @@
             </w:pPr>
             <w:r>
               <w:rPr>
-                <w:rFonts w:ascii="Arial" w:hAnsi="Arial"/>
+                <w:rFonts w:ascii="Arial" w:hAnsi="Arial" w:cs="Arial" w:eastAsia="Arial"/>
                 <w:b/>
                 <w:color w:val="FFFFFF"/>
                 <w:sz w:val="20"/>
@@ -198,7 +198,7 @@
             </w:pPr>
             <w:r>
               <w:rPr>
-                <w:rFonts w:ascii="Arial" w:hAnsi="Arial"/>
+                <w:rFonts w:ascii="Arial" w:hAnsi="Arial" w:cs="Arial" w:eastAsia="Arial"/>
                 <w:b/>
                 <w:color w:val="FFFFFF"/>
                 <w:sz w:val="20"/>
@@ -226,7 +226,7 @@
             </w:pPr>
             <w:r>
               <w:rPr>
-                <w:rFonts w:ascii="Arial" w:hAnsi="Arial"/>
+                <w:rFonts w:ascii="Arial" w:hAnsi="Arial" w:cs="Arial" w:eastAsia="Arial"/>
                 <w:b/>
                 <w:color w:val="FFFFFF"/>
                 <w:sz w:val="20"/>
@@ -259,7 +259,7 @@
             </w:pPr>
             <w:r>
               <w:rPr>
-                <w:rFonts w:ascii="Arial" w:hAnsi="Arial"/>
+                <w:rFonts w:ascii="Arial" w:hAnsi="Arial" w:cs="Arial" w:eastAsia="Arial"/>
                 <w:sz w:val="20"/>
               </w:rPr>
               <w:t>105°</w:t>
@@ -282,7 +282,7 @@
             </w:pPr>
             <w:r>
               <w:rPr>
-                <w:rFonts w:ascii="Arial" w:hAnsi="Arial"/>
+                <w:rFonts w:ascii="Arial" w:hAnsi="Arial" w:cs="Arial" w:eastAsia="Arial"/>
                 <w:sz w:val="20"/>
               </w:rPr>
               <w:t>II</w:t>
@@ -305,7 +305,7 @@
             </w:pPr>
             <w:r>
               <w:rPr>
-                <w:rFonts w:ascii="Arial" w:hAnsi="Arial"/>
+                <w:rFonts w:ascii="Arial" w:hAnsi="Arial" w:cs="Arial" w:eastAsia="Arial"/>
                 <w:sz w:val="20"/>
               </w:rPr>
               <w:t>4.3</w:t>
@@ -328,7 +328,7 @@
             </w:pPr>
             <w:r>
               <w:rPr>
-                <w:rFonts w:ascii="Arial" w:hAnsi="Arial"/>
+                <w:rFonts w:ascii="Arial" w:hAnsi="Arial" w:cs="Arial" w:eastAsia="Arial"/>
                 <w:sz w:val="20"/>
               </w:rPr>
             </w:r>
@@ -350,7 +350,7 @@
             </w:pPr>
             <w:r>
               <w:rPr>
-                <w:rFonts w:ascii="Arial" w:hAnsi="Arial"/>
+                <w:rFonts w:ascii="Arial" w:hAnsi="Arial" w:cs="Arial" w:eastAsia="Arial"/>
                 <w:sz w:val="20"/>
               </w:rPr>
             </w:r>
@@ -378,7 +378,7 @@
             </w:pPr>
             <w:r>
               <w:rPr>
-                <w:rFonts w:ascii="Arial" w:hAnsi="Arial"/>
+                <w:rFonts w:ascii="Arial" w:hAnsi="Arial" w:cs="Arial" w:eastAsia="Arial"/>
                 <w:sz w:val="20"/>
               </w:rPr>
               <w:t>120°</w:t>
@@ -401,7 +401,7 @@
             </w:pPr>
             <w:r>
               <w:rPr>
-                <w:rFonts w:ascii="Arial" w:hAnsi="Arial"/>
+                <w:rFonts w:ascii="Arial" w:hAnsi="Arial" w:cs="Arial" w:eastAsia="Arial"/>
                 <w:sz w:val="20"/>
               </w:rPr>
               <w:t>II</w:t>
@@ -424,7 +424,7 @@
             </w:pPr>
             <w:r>
               <w:rPr>
-                <w:rFonts w:ascii="Arial" w:hAnsi="Arial"/>
+                <w:rFonts w:ascii="Arial" w:hAnsi="Arial" w:cs="Arial" w:eastAsia="Arial"/>
                 <w:sz w:val="20"/>
               </w:rPr>
               <w:t>12.7, 54.9</w:t>
@@ -447,7 +447,7 @@
             </w:pPr>
             <w:r>
               <w:rPr>
-                <w:rFonts w:ascii="Arial" w:hAnsi="Arial"/>
+                <w:rFonts w:ascii="Arial" w:hAnsi="Arial" w:cs="Arial" w:eastAsia="Arial"/>
                 <w:sz w:val="20"/>
               </w:rPr>
             </w:r>
@@ -469,7 +469,7 @@
             </w:pPr>
             <w:r>
               <w:rPr>
-                <w:rFonts w:ascii="Arial" w:hAnsi="Arial"/>
+                <w:rFonts w:ascii="Arial" w:hAnsi="Arial" w:cs="Arial" w:eastAsia="Arial"/>
                 <w:sz w:val="20"/>
               </w:rPr>
             </w:r>
@@ -497,7 +497,7 @@
             </w:pPr>
             <w:r>
               <w:rPr>
-                <w:rFonts w:ascii="Arial" w:hAnsi="Arial"/>
+                <w:rFonts w:ascii="Arial" w:hAnsi="Arial" w:cs="Arial" w:eastAsia="Arial"/>
                 <w:sz w:val="20"/>
               </w:rPr>
               <w:t>135°</w:t>
@@ -520,7 +520,7 @@
             </w:pPr>
             <w:r>
               <w:rPr>
-                <w:rFonts w:ascii="Arial" w:hAnsi="Arial"/>
+                <w:rFonts w:ascii="Arial" w:hAnsi="Arial" w:cs="Arial" w:eastAsia="Arial"/>
                 <w:sz w:val="20"/>
               </w:rPr>
               <w:t>II</w:t>
@@ -543,7 +543,7 @@
             </w:pPr>
             <w:r>
               <w:rPr>
-                <w:rFonts w:ascii="Arial" w:hAnsi="Arial"/>
+                <w:rFonts w:ascii="Arial" w:hAnsi="Arial" w:cs="Arial" w:eastAsia="Arial"/>
                 <w:sz w:val="20"/>
               </w:rPr>
               <w:t>5.4</w:t>
@@ -566,7 +566,7 @@
             </w:pPr>
             <w:r>
               <w:rPr>
-                <w:rFonts w:ascii="Arial" w:hAnsi="Arial"/>
+                <w:rFonts w:ascii="Arial" w:hAnsi="Arial" w:cs="Arial" w:eastAsia="Arial"/>
                 <w:sz w:val="20"/>
               </w:rPr>
             </w:r>
@@ -588,7 +588,7 @@
             </w:pPr>
             <w:r>
               <w:rPr>
-                <w:rFonts w:ascii="Arial" w:hAnsi="Arial"/>
+                <w:rFonts w:ascii="Arial" w:hAnsi="Arial" w:cs="Arial" w:eastAsia="Arial"/>
                 <w:sz w:val="20"/>
               </w:rPr>
             </w:r>
@@ -616,7 +616,7 @@
             </w:pPr>
             <w:r>
               <w:rPr>
-                <w:rFonts w:ascii="Arial" w:hAnsi="Arial"/>
+                <w:rFonts w:ascii="Arial" w:hAnsi="Arial" w:cs="Arial" w:eastAsia="Arial"/>
                 <w:sz w:val="20"/>
               </w:rPr>
               <w:t>150°</w:t>
@@ -639,7 +639,7 @@
             </w:pPr>
             <w:r>
               <w:rPr>
-                <w:rFonts w:ascii="Arial" w:hAnsi="Arial"/>
+                <w:rFonts w:ascii="Arial" w:hAnsi="Arial" w:cs="Arial" w:eastAsia="Arial"/>
                 <w:sz w:val="20"/>
               </w:rPr>
               <w:t>II</w:t>
@@ -662,7 +662,7 @@
             </w:pPr>
             <w:r>
               <w:rPr>
-                <w:rFonts w:ascii="Arial" w:hAnsi="Arial"/>
+                <w:rFonts w:ascii="Arial" w:hAnsi="Arial" w:cs="Arial" w:eastAsia="Arial"/>
                 <w:sz w:val="20"/>
               </w:rPr>
               <w:t>21.1, 29.6</w:t>
@@ -685,7 +685,7 @@
             </w:pPr>
             <w:r>
               <w:rPr>
-                <w:rFonts w:ascii="Arial" w:hAnsi="Arial"/>
+                <w:rFonts w:ascii="Arial" w:hAnsi="Arial" w:cs="Arial" w:eastAsia="Arial"/>
                 <w:sz w:val="20"/>
               </w:rPr>
             </w:r>
@@ -707,7 +707,7 @@
             </w:pPr>
             <w:r>
               <w:rPr>
-                <w:rFonts w:ascii="Arial" w:hAnsi="Arial"/>
+                <w:rFonts w:ascii="Arial" w:hAnsi="Arial" w:cs="Arial" w:eastAsia="Arial"/>
                 <w:sz w:val="20"/>
               </w:rPr>
             </w:r>
@@ -735,7 +735,7 @@
             </w:pPr>
             <w:r>
               <w:rPr>
-                <w:rFonts w:ascii="Arial" w:hAnsi="Arial"/>
+                <w:rFonts w:ascii="Arial" w:hAnsi="Arial" w:cs="Arial" w:eastAsia="Arial"/>
                 <w:sz w:val="20"/>
               </w:rPr>
               <w:t>165°</w:t>
@@ -758,7 +758,7 @@
             </w:pPr>
             <w:r>
               <w:rPr>
-                <w:rFonts w:ascii="Arial" w:hAnsi="Arial"/>
+                <w:rFonts w:ascii="Arial" w:hAnsi="Arial" w:cs="Arial" w:eastAsia="Arial"/>
                 <w:sz w:val="20"/>
               </w:rPr>
               <w:t>II</w:t>
@@ -781,7 +781,7 @@
             </w:pPr>
             <w:r>
               <w:rPr>
-                <w:rFonts w:ascii="Arial" w:hAnsi="Arial"/>
+                <w:rFonts w:ascii="Arial" w:hAnsi="Arial" w:cs="Arial" w:eastAsia="Arial"/>
                 <w:sz w:val="20"/>
               </w:rPr>
               <w:t>18.6</w:t>
@@ -804,7 +804,7 @@
             </w:pPr>
             <w:r>
               <w:rPr>
-                <w:rFonts w:ascii="Arial" w:hAnsi="Arial"/>
+                <w:rFonts w:ascii="Arial" w:hAnsi="Arial" w:cs="Arial" w:eastAsia="Arial"/>
                 <w:sz w:val="20"/>
               </w:rPr>
             </w:r>
@@ -826,7 +826,7 @@
             </w:pPr>
             <w:r>
               <w:rPr>
-                <w:rFonts w:ascii="Arial" w:hAnsi="Arial"/>
+                <w:rFonts w:ascii="Arial" w:hAnsi="Arial" w:cs="Arial" w:eastAsia="Arial"/>
                 <w:sz w:val="20"/>
               </w:rPr>
             </w:r>
@@ -854,7 +854,7 @@
             </w:pPr>
             <w:r>
               <w:rPr>
-                <w:rFonts w:ascii="Arial" w:hAnsi="Arial"/>
+                <w:rFonts w:ascii="Arial" w:hAnsi="Arial" w:cs="Arial" w:eastAsia="Arial"/>
                 <w:sz w:val="20"/>
               </w:rPr>
               <w:t>180°</w:t>
@@ -877,7 +877,7 @@
             </w:pPr>
             <w:r>
               <w:rPr>
-                <w:rFonts w:ascii="Arial" w:hAnsi="Arial"/>
+                <w:rFonts w:ascii="Arial" w:hAnsi="Arial" w:cs="Arial" w:eastAsia="Arial"/>
                 <w:sz w:val="20"/>
               </w:rPr>
               <w:t>II</w:t>
@@ -900,7 +900,7 @@
             </w:pPr>
             <w:r>
               <w:rPr>
-                <w:rFonts w:ascii="Arial" w:hAnsi="Arial"/>
+                <w:rFonts w:ascii="Arial" w:hAnsi="Arial" w:cs="Arial" w:eastAsia="Arial"/>
                 <w:sz w:val="20"/>
               </w:rPr>
               <w:t>10.6</w:t>
@@ -923,7 +923,7 @@
             </w:pPr>
             <w:r>
               <w:rPr>
-                <w:rFonts w:ascii="Arial" w:hAnsi="Arial"/>
+                <w:rFonts w:ascii="Arial" w:hAnsi="Arial" w:cs="Arial" w:eastAsia="Arial"/>
                 <w:sz w:val="20"/>
               </w:rPr>
             </w:r>
@@ -945,7 +945,7 @@
             </w:pPr>
             <w:r>
               <w:rPr>
-                <w:rFonts w:ascii="Arial" w:hAnsi="Arial"/>
+                <w:rFonts w:ascii="Arial" w:hAnsi="Arial" w:cs="Arial" w:eastAsia="Arial"/>
                 <w:sz w:val="20"/>
               </w:rPr>
             </w:r>
@@ -973,7 +973,7 @@
             </w:pPr>
             <w:r>
               <w:rPr>
-                <w:rFonts w:ascii="Arial" w:hAnsi="Arial"/>
+                <w:rFonts w:ascii="Arial" w:hAnsi="Arial" w:cs="Arial" w:eastAsia="Arial"/>
                 <w:sz w:val="20"/>
               </w:rPr>
               <w:t>195°</w:t>
@@ -996,7 +996,7 @@
             </w:pPr>
             <w:r>
               <w:rPr>
-                <w:rFonts w:ascii="Arial" w:hAnsi="Arial"/>
+                <w:rFonts w:ascii="Arial" w:hAnsi="Arial" w:cs="Arial" w:eastAsia="Arial"/>
                 <w:sz w:val="20"/>
               </w:rPr>
               <w:t>III</w:t>
@@ -1019,7 +1019,7 @@
             </w:pPr>
             <w:r>
               <w:rPr>
-                <w:rFonts w:ascii="Arial" w:hAnsi="Arial"/>
+                <w:rFonts w:ascii="Arial" w:hAnsi="Arial" w:cs="Arial" w:eastAsia="Arial"/>
                 <w:sz w:val="20"/>
               </w:rPr>
               <w:t>-2.1</w:t>
@@ -1042,7 +1042,7 @@
             </w:pPr>
             <w:r>
               <w:rPr>
-                <w:rFonts w:ascii="Arial" w:hAnsi="Arial"/>
+                <w:rFonts w:ascii="Arial" w:hAnsi="Arial" w:cs="Arial" w:eastAsia="Arial"/>
                 <w:sz w:val="20"/>
               </w:rPr>
             </w:r>
@@ -1064,7 +1064,7 @@
             </w:pPr>
             <w:r>
               <w:rPr>
-                <w:rFonts w:ascii="Arial" w:hAnsi="Arial"/>
+                <w:rFonts w:ascii="Arial" w:hAnsi="Arial" w:cs="Arial" w:eastAsia="Arial"/>
                 <w:sz w:val="20"/>
               </w:rPr>
             </w:r>
@@ -1092,7 +1092,7 @@
             </w:pPr>
             <w:r>
               <w:rPr>
-                <w:rFonts w:ascii="Arial" w:hAnsi="Arial"/>
+                <w:rFonts w:ascii="Arial" w:hAnsi="Arial" w:cs="Arial" w:eastAsia="Arial"/>
                 <w:sz w:val="20"/>
               </w:rPr>
               <w:t>210°</w:t>
@@ -1115,7 +1115,7 @@
             </w:pPr>
             <w:r>
               <w:rPr>
-                <w:rFonts w:ascii="Arial" w:hAnsi="Arial"/>
+                <w:rFonts w:ascii="Arial" w:hAnsi="Arial" w:cs="Arial" w:eastAsia="Arial"/>
                 <w:sz w:val="20"/>
               </w:rPr>
               <w:t>III</w:t>
@@ -1138,7 +1138,7 @@
             </w:pPr>
             <w:r>
               <w:rPr>
-                <w:rFonts w:ascii="Arial" w:hAnsi="Arial"/>
+                <w:rFonts w:ascii="Arial" w:hAnsi="Arial" w:cs="Arial" w:eastAsia="Arial"/>
                 <w:sz w:val="20"/>
               </w:rPr>
               <w:t>8.4</w:t>
@@ -1161,7 +1161,7 @@
             </w:pPr>
             <w:r>
               <w:rPr>
-                <w:rFonts w:ascii="Arial" w:hAnsi="Arial"/>
+                <w:rFonts w:ascii="Arial" w:hAnsi="Arial" w:cs="Arial" w:eastAsia="Arial"/>
                 <w:sz w:val="20"/>
               </w:rPr>
             </w:r>
@@ -1183,7 +1183,7 @@
             </w:pPr>
             <w:r>
               <w:rPr>
-                <w:rFonts w:ascii="Arial" w:hAnsi="Arial"/>
+                <w:rFonts w:ascii="Arial" w:hAnsi="Arial" w:cs="Arial" w:eastAsia="Arial"/>
                 <w:sz w:val="20"/>
               </w:rPr>
             </w:r>
@@ -1211,7 +1211,7 @@
             </w:pPr>
             <w:r>
               <w:rPr>
-                <w:rFonts w:ascii="Arial" w:hAnsi="Arial"/>
+                <w:rFonts w:ascii="Arial" w:hAnsi="Arial" w:cs="Arial" w:eastAsia="Arial"/>
                 <w:sz w:val="20"/>
               </w:rPr>
               <w:t>225°</w:t>
@@ -1234,7 +1234,7 @@
             </w:pPr>
             <w:r>
               <w:rPr>
-                <w:rFonts w:ascii="Arial" w:hAnsi="Arial"/>
+                <w:rFonts w:ascii="Arial" w:hAnsi="Arial" w:cs="Arial" w:eastAsia="Arial"/>
                 <w:sz w:val="20"/>
               </w:rPr>
               <w:t>III</w:t>
@@ -1257,7 +1257,7 @@
             </w:pPr>
             <w:r>
               <w:rPr>
-                <w:rFonts w:ascii="Arial" w:hAnsi="Arial"/>
+                <w:rFonts w:ascii="Arial" w:hAnsi="Arial" w:cs="Arial" w:eastAsia="Arial"/>
                 <w:sz w:val="20"/>
               </w:rPr>
               <w:t>12.7</w:t>
@@ -1280,7 +1280,7 @@
             </w:pPr>
             <w:r>
               <w:rPr>
-                <w:rFonts w:ascii="Arial" w:hAnsi="Arial"/>
+                <w:rFonts w:ascii="Arial" w:hAnsi="Arial" w:cs="Arial" w:eastAsia="Arial"/>
                 <w:sz w:val="20"/>
               </w:rPr>
             </w:r>
@@ -1302,7 +1302,7 @@
             </w:pPr>
             <w:r>
               <w:rPr>
-                <w:rFonts w:ascii="Arial" w:hAnsi="Arial"/>
+                <w:rFonts w:ascii="Arial" w:hAnsi="Arial" w:cs="Arial" w:eastAsia="Arial"/>
                 <w:sz w:val="20"/>
               </w:rPr>
             </w:r>
@@ -1330,7 +1330,7 @@
             </w:pPr>
             <w:r>
               <w:rPr>
-                <w:rFonts w:ascii="Arial" w:hAnsi="Arial"/>
+                <w:rFonts w:ascii="Arial" w:hAnsi="Arial" w:cs="Arial" w:eastAsia="Arial"/>
                 <w:sz w:val="20"/>
               </w:rPr>
               <w:t>240°</w:t>
@@ -1353,7 +1353,7 @@
             </w:pPr>
             <w:r>
               <w:rPr>
-                <w:rFonts w:ascii="Arial" w:hAnsi="Arial"/>
+                <w:rFonts w:ascii="Arial" w:hAnsi="Arial" w:cs="Arial" w:eastAsia="Arial"/>
                 <w:sz w:val="20"/>
               </w:rPr>
               <w:t>III</w:t>
@@ -1376,7 +1376,7 @@
             </w:pPr>
             <w:r>
               <w:rPr>
-                <w:rFonts w:ascii="Arial" w:hAnsi="Arial"/>
+                <w:rFonts w:ascii="Arial" w:hAnsi="Arial" w:cs="Arial" w:eastAsia="Arial"/>
                 <w:sz w:val="20"/>
               </w:rPr>
               <w:t>-19.6, -63.4</w:t>
@@ -1399,7 +1399,7 @@
             </w:pPr>
             <w:r>
               <w:rPr>
-                <w:rFonts w:ascii="Arial" w:hAnsi="Arial"/>
+                <w:rFonts w:ascii="Arial" w:hAnsi="Arial" w:cs="Arial" w:eastAsia="Arial"/>
                 <w:sz w:val="20"/>
               </w:rPr>
             </w:r>
@@ -1421,7 +1421,7 @@
             </w:pPr>
             <w:r>
               <w:rPr>
-                <w:rFonts w:ascii="Arial" w:hAnsi="Arial"/>
+                <w:rFonts w:ascii="Arial" w:hAnsi="Arial" w:cs="Arial" w:eastAsia="Arial"/>
                 <w:sz w:val="20"/>
               </w:rPr>
             </w:r>
@@ -1449,7 +1449,7 @@
             </w:pPr>
             <w:r>
               <w:rPr>
-                <w:rFonts w:ascii="Arial" w:hAnsi="Arial"/>
+                <w:rFonts w:ascii="Arial" w:hAnsi="Arial" w:cs="Arial" w:eastAsia="Arial"/>
                 <w:sz w:val="20"/>
               </w:rPr>
             </w:r>
@@ -1471,7 +1471,7 @@
             </w:pPr>
             <w:r>
               <w:rPr>
-                <w:rFonts w:ascii="Arial" w:hAnsi="Arial"/>
+                <w:rFonts w:ascii="Arial" w:hAnsi="Arial" w:cs="Arial" w:eastAsia="Arial"/>
                 <w:sz w:val="20"/>
               </w:rPr>
             </w:r>
@@ -1493,7 +1493,7 @@
             </w:pPr>
             <w:r>
               <w:rPr>
-                <w:rFonts w:ascii="Arial" w:hAnsi="Arial"/>
+                <w:rFonts w:ascii="Arial" w:hAnsi="Arial" w:cs="Arial" w:eastAsia="Arial"/>
                 <w:sz w:val="20"/>
               </w:rPr>
             </w:r>
@@ -1515,7 +1515,7 @@
             </w:pPr>
             <w:r>
               <w:rPr>
-                <w:rFonts w:ascii="Arial" w:hAnsi="Arial"/>
+                <w:rFonts w:ascii="Arial" w:hAnsi="Arial" w:cs="Arial" w:eastAsia="Arial"/>
                 <w:sz w:val="20"/>
               </w:rPr>
             </w:r>
@@ -1537,7 +1537,7 @@
             </w:pPr>
             <w:r>
               <w:rPr>
-                <w:rFonts w:ascii="Arial" w:hAnsi="Arial"/>
+                <w:rFonts w:ascii="Arial" w:hAnsi="Arial" w:cs="Arial" w:eastAsia="Arial"/>
                 <w:sz w:val="20"/>
               </w:rPr>
             </w:r>
@@ -2076,7 +2076,7 @@
   <w:docDefaults>
     <w:rPrDefault>
       <w:rPr>
-        <w:rFonts w:asciiTheme="minorHAnsi" w:eastAsiaTheme="minorEastAsia" w:hAnsiTheme="minorHAnsi" w:cstheme="minorBidi"/>
+        <w:rFonts w:ascii="Arial" w:hAnsi="Arial" w:cs="Arial" w:eastAsia="Arial"/>
         <w:sz w:val="22"/>
         <w:szCs w:val="22"/>
         <w:lang w:val="en-US" w:eastAsia="en-US" w:bidi="ar-SA"/>
@@ -2235,7 +2235,7 @@
       <w:spacing w:after="120" w:line="264" w:lineRule="auto"/>
     </w:pPr>
     <w:rPr>
-      <w:rFonts w:ascii="Arial" w:hAnsi="Arial"/>
+      <w:rFonts w:ascii="Arial" w:hAnsi="Arial" w:cs="Arial" w:eastAsia="Arial"/>
       <w:b w:val="0"/>
       <w:color w:val="000000"/>
       <w:sz w:val="22"/>
@@ -2252,7 +2252,7 @@
       <w:spacing w:after="120" w:line="264" w:lineRule="auto"/>
     </w:pPr>
     <w:rPr>
-      <w:rFonts w:ascii="Arial" w:hAnsi="Arial"/>
+      <w:rFonts w:ascii="Arial" w:hAnsi="Arial" w:cs="Arial" w:eastAsia="Arial"/>
       <w:b w:val="0"/>
       <w:color w:val="000000"/>
       <w:sz w:val="18"/>
@@ -2276,7 +2276,7 @@
       <w:spacing w:after="120" w:line="264" w:lineRule="auto"/>
     </w:pPr>
     <w:rPr>
-      <w:rFonts w:ascii="Arial" w:hAnsi="Arial"/>
+      <w:rFonts w:ascii="Arial" w:hAnsi="Arial" w:cs="Arial" w:eastAsia="Arial"/>
       <w:b w:val="0"/>
       <w:color w:val="000000"/>
       <w:sz w:val="18"/>
@@ -2304,7 +2304,7 @@
       <w:outlineLvl w:val="0"/>
     </w:pPr>
     <w:rPr>
-      <w:rFonts w:asciiTheme="majorHAnsi" w:eastAsiaTheme="majorEastAsia" w:hAnsiTheme="majorHAnsi" w:cstheme="majorBidi" w:ascii="Arial" w:hAnsi="Arial"/>
+      <w:rFonts w:ascii="Arial" w:hAnsi="Arial" w:cs="Arial" w:eastAsia="Arial"/>
       <w:b/>
       <w:bCs/>
       <w:color w:val="000000"/>
@@ -2328,7 +2328,7 @@
       <w:outlineLvl w:val="1"/>
     </w:pPr>
     <w:rPr>
-      <w:rFonts w:asciiTheme="majorHAnsi" w:eastAsiaTheme="majorEastAsia" w:hAnsiTheme="majorHAnsi" w:cstheme="majorBidi" w:ascii="Arial" w:hAnsi="Arial"/>
+      <w:rFonts w:ascii="Arial" w:hAnsi="Arial" w:cs="Arial" w:eastAsia="Arial"/>
       <w:b/>
       <w:bCs/>
       <w:color w:val="000000"/>
@@ -2352,7 +2352,7 @@
       <w:outlineLvl w:val="2"/>
     </w:pPr>
     <w:rPr>
-      <w:rFonts w:asciiTheme="majorHAnsi" w:eastAsiaTheme="majorEastAsia" w:hAnsiTheme="majorHAnsi" w:cstheme="majorBidi"/>
+      <w:rFonts w:ascii="Arial" w:hAnsi="Arial" w:cs="Arial" w:eastAsia="Arial"/>
       <w:b/>
       <w:bCs/>
       <w:color w:val="4F81BD" w:themeColor="accent1"/>
@@ -2375,7 +2375,7 @@
       <w:outlineLvl w:val="3"/>
     </w:pPr>
     <w:rPr>
-      <w:rFonts w:asciiTheme="majorHAnsi" w:eastAsiaTheme="majorEastAsia" w:hAnsiTheme="majorHAnsi" w:cstheme="majorBidi"/>
+      <w:rFonts w:ascii="Arial" w:hAnsi="Arial" w:cs="Arial" w:eastAsia="Arial"/>
       <w:b/>
       <w:bCs/>
       <w:i/>
@@ -2400,7 +2400,7 @@
       <w:outlineLvl w:val="4"/>
     </w:pPr>
     <w:rPr>
-      <w:rFonts w:asciiTheme="majorHAnsi" w:eastAsiaTheme="majorEastAsia" w:hAnsiTheme="majorHAnsi" w:cstheme="majorBidi"/>
+      <w:rFonts w:ascii="Arial" w:hAnsi="Arial" w:cs="Arial" w:eastAsia="Arial"/>
       <w:color w:val="243F60" w:themeColor="accent1" w:themeShade="7F"/>
     </w:rPr>
   </w:style>
@@ -2421,7 +2421,7 @@
       <w:outlineLvl w:val="5"/>
     </w:pPr>
     <w:rPr>
-      <w:rFonts w:asciiTheme="majorHAnsi" w:eastAsiaTheme="majorEastAsia" w:hAnsiTheme="majorHAnsi" w:cstheme="majorBidi"/>
+      <w:rFonts w:ascii="Arial" w:hAnsi="Arial" w:cs="Arial" w:eastAsia="Arial"/>
       <w:i/>
       <w:iCs/>
       <w:color w:val="243F60" w:themeColor="accent1" w:themeShade="7F"/>
@@ -2444,7 +2444,7 @@
       <w:outlineLvl w:val="6"/>
     </w:pPr>
     <w:rPr>
-      <w:rFonts w:asciiTheme="majorHAnsi" w:eastAsiaTheme="majorEastAsia" w:hAnsiTheme="majorHAnsi" w:cstheme="majorBidi"/>
+      <w:rFonts w:ascii="Arial" w:hAnsi="Arial" w:cs="Arial" w:eastAsia="Arial"/>
       <w:i/>
       <w:iCs/>
       <w:color w:val="404040" w:themeColor="text1" w:themeTint="BF"/>
@@ -2467,7 +2467,7 @@
       <w:outlineLvl w:val="7"/>
     </w:pPr>
     <w:rPr>
-      <w:rFonts w:asciiTheme="majorHAnsi" w:eastAsiaTheme="majorEastAsia" w:hAnsiTheme="majorHAnsi" w:cstheme="majorBidi"/>
+      <w:rFonts w:ascii="Arial" w:hAnsi="Arial" w:cs="Arial" w:eastAsia="Arial"/>
       <w:color w:val="4F81BD" w:themeColor="accent1"/>
       <w:sz w:val="20"/>
       <w:szCs w:val="20"/>
@@ -2490,7 +2490,7 @@
       <w:outlineLvl w:val="8"/>
     </w:pPr>
     <w:rPr>
-      <w:rFonts w:asciiTheme="majorHAnsi" w:eastAsiaTheme="majorEastAsia" w:hAnsiTheme="majorHAnsi" w:cstheme="majorBidi"/>
+      <w:rFonts w:ascii="Arial" w:hAnsi="Arial" w:cs="Arial" w:eastAsia="Arial"/>
       <w:i/>
       <w:iCs/>
       <w:color w:val="404040" w:themeColor="text1" w:themeTint="BF"/>
@@ -2541,7 +2541,7 @@
     <w:uiPriority w:val="9"/>
     <w:rsid w:val="00FC693F"/>
     <w:rPr>
-      <w:rFonts w:asciiTheme="majorHAnsi" w:eastAsiaTheme="majorEastAsia" w:hAnsiTheme="majorHAnsi" w:cstheme="majorBidi"/>
+      <w:rFonts w:ascii="Arial" w:hAnsi="Arial" w:cs="Arial" w:eastAsia="Arial"/>
       <w:b/>
       <w:bCs/>
       <w:color w:val="365F91" w:themeColor="accent1" w:themeShade="BF"/>
@@ -2556,7 +2556,7 @@
     <w:uiPriority w:val="9"/>
     <w:rsid w:val="00FC693F"/>
     <w:rPr>
-      <w:rFonts w:asciiTheme="majorHAnsi" w:eastAsiaTheme="majorEastAsia" w:hAnsiTheme="majorHAnsi" w:cstheme="majorBidi"/>
+      <w:rFonts w:ascii="Arial" w:hAnsi="Arial" w:cs="Arial" w:eastAsia="Arial"/>
       <w:b/>
       <w:bCs/>
       <w:color w:val="4F81BD" w:themeColor="accent1"/>
@@ -2571,7 +2571,7 @@
     <w:uiPriority w:val="9"/>
     <w:rsid w:val="00FC693F"/>
     <w:rPr>
-      <w:rFonts w:asciiTheme="majorHAnsi" w:eastAsiaTheme="majorEastAsia" w:hAnsiTheme="majorHAnsi" w:cstheme="majorBidi"/>
+      <w:rFonts w:ascii="Arial" w:hAnsi="Arial" w:cs="Arial" w:eastAsia="Arial"/>
       <w:b/>
       <w:bCs/>
       <w:color w:val="4F81BD" w:themeColor="accent1"/>
@@ -2590,7 +2590,7 @@
       <w:contextualSpacing/>
     </w:pPr>
     <w:rPr>
-      <w:rFonts w:asciiTheme="majorHAnsi" w:eastAsiaTheme="majorEastAsia" w:hAnsiTheme="majorHAnsi" w:cstheme="majorBidi" w:ascii="Arial" w:hAnsi="Arial"/>
+      <w:rFonts w:ascii="Arial" w:hAnsi="Arial" w:cs="Arial" w:eastAsia="Arial"/>
       <w:b/>
       <w:color w:val="000000"/>
       <w:spacing w:val="5"/>
@@ -2606,7 +2606,7 @@
     <w:uiPriority w:val="10"/>
     <w:rsid w:val="00FC693F"/>
     <w:rPr>
-      <w:rFonts w:asciiTheme="majorHAnsi" w:eastAsiaTheme="majorEastAsia" w:hAnsiTheme="majorHAnsi" w:cstheme="majorBidi"/>
+      <w:rFonts w:ascii="Arial" w:hAnsi="Arial" w:cs="Arial" w:eastAsia="Arial"/>
       <w:color w:val="17365D" w:themeColor="text2" w:themeShade="BF"/>
       <w:spacing w:val="5"/>
       <w:kern w:val="28"/>
@@ -2629,7 +2629,7 @@
       <w:spacing w:after="120" w:line="264" w:lineRule="auto"/>
     </w:pPr>
     <w:rPr>
-      <w:rFonts w:asciiTheme="majorHAnsi" w:eastAsiaTheme="majorEastAsia" w:hAnsiTheme="majorHAnsi" w:cstheme="majorBidi" w:ascii="Arial" w:hAnsi="Arial"/>
+      <w:rFonts w:ascii="Arial" w:hAnsi="Arial" w:cs="Arial" w:eastAsia="Arial"/>
       <w:b w:val="0"/>
       <w:i/>
       <w:iCs/>
@@ -2646,7 +2646,7 @@
     <w:uiPriority w:val="11"/>
     <w:rsid w:val="00FC693F"/>
     <w:rPr>
-      <w:rFonts w:asciiTheme="majorHAnsi" w:eastAsiaTheme="majorEastAsia" w:hAnsiTheme="majorHAnsi" w:cstheme="majorBidi"/>
+      <w:rFonts w:ascii="Arial" w:hAnsi="Arial" w:cs="Arial" w:eastAsia="Arial"/>
       <w:i/>
       <w:iCs/>
       <w:color w:val="4F81BD" w:themeColor="accent1"/>
@@ -2775,7 +2775,7 @@
       <w:contextualSpacing/>
     </w:pPr>
     <w:rPr>
-      <w:rFonts w:ascii="Arial" w:hAnsi="Arial"/>
+      <w:rFonts w:ascii="Arial" w:hAnsi="Arial" w:cs="Arial" w:eastAsia="Arial"/>
       <w:b w:val="0"/>
       <w:color w:val="000000"/>
       <w:sz w:val="22"/>
@@ -2821,7 +2821,7 @@
       <w:contextualSpacing/>
     </w:pPr>
     <w:rPr>
-      <w:rFonts w:ascii="Arial" w:hAnsi="Arial"/>
+      <w:rFonts w:ascii="Arial" w:hAnsi="Arial" w:cs="Arial" w:eastAsia="Arial"/>
       <w:b w:val="0"/>
       <w:color w:val="000000"/>
       <w:sz w:val="22"/>
@@ -2907,7 +2907,7 @@
       </w:tabs>
     </w:pPr>
     <w:rPr>
-      <w:rFonts w:ascii="Courier" w:hAnsi="Courier"/>
+      <w:rFonts w:ascii="Arial" w:hAnsi="Arial" w:cs="Arial" w:eastAsia="Arial"/>
       <w:sz w:val="20"/>
       <w:szCs w:val="20"/>
     </w:rPr>
@@ -2919,7 +2919,7 @@
     <w:uiPriority w:val="99"/>
     <w:rsid w:val="0029639D"/>
     <w:rPr>
-      <w:rFonts w:ascii="Courier" w:hAnsi="Courier"/>
+      <w:rFonts w:ascii="Arial" w:hAnsi="Arial" w:cs="Arial" w:eastAsia="Arial"/>
       <w:sz w:val="20"/>
       <w:szCs w:val="20"/>
     </w:rPr>
@@ -2958,7 +2958,7 @@
     <w:semiHidden/>
     <w:rsid w:val="00FC693F"/>
     <w:rPr>
-      <w:rFonts w:asciiTheme="majorHAnsi" w:eastAsiaTheme="majorEastAsia" w:hAnsiTheme="majorHAnsi" w:cstheme="majorBidi"/>
+      <w:rFonts w:ascii="Arial" w:hAnsi="Arial" w:cs="Arial" w:eastAsia="Arial"/>
       <w:b/>
       <w:bCs/>
       <w:i/>
@@ -2974,7 +2974,7 @@
     <w:semiHidden/>
     <w:rsid w:val="00FC693F"/>
     <w:rPr>
-      <w:rFonts w:asciiTheme="majorHAnsi" w:eastAsiaTheme="majorEastAsia" w:hAnsiTheme="majorHAnsi" w:cstheme="majorBidi"/>
+      <w:rFonts w:ascii="Arial" w:hAnsi="Arial" w:cs="Arial" w:eastAsia="Arial"/>
       <w:color w:val="243F60" w:themeColor="accent1" w:themeShade="7F"/>
     </w:rPr>
   </w:style>
@@ -2986,7 +2986,7 @@
     <w:semiHidden/>
     <w:rsid w:val="00FC693F"/>
     <w:rPr>
-      <w:rFonts w:asciiTheme="majorHAnsi" w:eastAsiaTheme="majorEastAsia" w:hAnsiTheme="majorHAnsi" w:cstheme="majorBidi"/>
+      <w:rFonts w:ascii="Arial" w:hAnsi="Arial" w:cs="Arial" w:eastAsia="Arial"/>
       <w:i/>
       <w:iCs/>
       <w:color w:val="243F60" w:themeColor="accent1" w:themeShade="7F"/>
@@ -3000,7 +3000,7 @@
     <w:semiHidden/>
     <w:rsid w:val="00FC693F"/>
     <w:rPr>
-      <w:rFonts w:asciiTheme="majorHAnsi" w:eastAsiaTheme="majorEastAsia" w:hAnsiTheme="majorHAnsi" w:cstheme="majorBidi"/>
+      <w:rFonts w:ascii="Arial" w:hAnsi="Arial" w:cs="Arial" w:eastAsia="Arial"/>
       <w:i/>
       <w:iCs/>
       <w:color w:val="404040" w:themeColor="text1" w:themeTint="BF"/>
@@ -3014,7 +3014,7 @@
     <w:semiHidden/>
     <w:rsid w:val="00FC693F"/>
     <w:rPr>
-      <w:rFonts w:asciiTheme="majorHAnsi" w:eastAsiaTheme="majorEastAsia" w:hAnsiTheme="majorHAnsi" w:cstheme="majorBidi"/>
+      <w:rFonts w:ascii="Arial" w:hAnsi="Arial" w:cs="Arial" w:eastAsia="Arial"/>
       <w:color w:val="4F81BD" w:themeColor="accent1"/>
       <w:sz w:val="20"/>
       <w:szCs w:val="20"/>
@@ -3028,7 +3028,7 @@
     <w:semiHidden/>
     <w:rsid w:val="00FC693F"/>
     <w:rPr>
-      <w:rFonts w:asciiTheme="majorHAnsi" w:eastAsiaTheme="majorEastAsia" w:hAnsiTheme="majorHAnsi" w:cstheme="majorBidi"/>
+      <w:rFonts w:ascii="Arial" w:hAnsi="Arial" w:cs="Arial" w:eastAsia="Arial"/>
       <w:i/>
       <w:iCs/>
       <w:color w:val="404040" w:themeColor="text1" w:themeTint="BF"/>
@@ -4614,7 +4614,7 @@
         <w:spacing w:before="0" w:after="0" w:line="240" w:lineRule="auto"/>
       </w:pPr>
       <w:rPr>
-        <w:rFonts w:asciiTheme="majorHAnsi" w:eastAsiaTheme="majorEastAsia" w:hAnsiTheme="majorHAnsi" w:cstheme="majorBidi"/>
+        <w:rFonts w:ascii="Arial" w:hAnsi="Arial" w:cs="Arial" w:eastAsia="Arial"/>
         <w:b/>
         <w:bCs/>
       </w:rPr>
@@ -4635,7 +4635,7 @@
         <w:spacing w:before="0" w:after="0" w:line="240" w:lineRule="auto"/>
       </w:pPr>
       <w:rPr>
-        <w:rFonts w:asciiTheme="majorHAnsi" w:eastAsiaTheme="majorEastAsia" w:hAnsiTheme="majorHAnsi" w:cstheme="majorBidi"/>
+        <w:rFonts w:ascii="Arial" w:hAnsi="Arial" w:cs="Arial" w:eastAsia="Arial"/>
         <w:b/>
         <w:bCs/>
       </w:rPr>
@@ -4653,14 +4653,14 @@
     </w:tblStylePr>
     <w:tblStylePr w:type="firstCol">
       <w:rPr>
-        <w:rFonts w:asciiTheme="majorHAnsi" w:eastAsiaTheme="majorEastAsia" w:hAnsiTheme="majorHAnsi" w:cstheme="majorBidi"/>
+        <w:rFonts w:ascii="Arial" w:hAnsi="Arial" w:cs="Arial" w:eastAsia="Arial"/>
         <w:b/>
         <w:bCs/>
       </w:rPr>
     </w:tblStylePr>
     <w:tblStylePr w:type="lastCol">
       <w:rPr>
-        <w:rFonts w:asciiTheme="majorHAnsi" w:eastAsiaTheme="majorEastAsia" w:hAnsiTheme="majorHAnsi" w:cstheme="majorBidi"/>
+        <w:rFonts w:ascii="Arial" w:hAnsi="Arial" w:cs="Arial" w:eastAsia="Arial"/>
         <w:b/>
         <w:bCs/>
       </w:rPr>
@@ -4744,7 +4744,7 @@
         <w:spacing w:before="0" w:after="0" w:line="240" w:lineRule="auto"/>
       </w:pPr>
       <w:rPr>
-        <w:rFonts w:asciiTheme="majorHAnsi" w:eastAsiaTheme="majorEastAsia" w:hAnsiTheme="majorHAnsi" w:cstheme="majorBidi"/>
+        <w:rFonts w:ascii="Arial" w:hAnsi="Arial" w:cs="Arial" w:eastAsia="Arial"/>
         <w:b/>
         <w:bCs/>
       </w:rPr>
@@ -4765,7 +4765,7 @@
         <w:spacing w:before="0" w:after="0" w:line="240" w:lineRule="auto"/>
       </w:pPr>
       <w:rPr>
-        <w:rFonts w:asciiTheme="majorHAnsi" w:eastAsiaTheme="majorEastAsia" w:hAnsiTheme="majorHAnsi" w:cstheme="majorBidi"/>
+        <w:rFonts w:ascii="Arial" w:hAnsi="Arial" w:cs="Arial" w:eastAsia="Arial"/>
         <w:b/>
         <w:bCs/>
       </w:rPr>
@@ -4783,14 +4783,14 @@
     </w:tblStylePr>
     <w:tblStylePr w:type="firstCol">
       <w:rPr>
-        <w:rFonts w:asciiTheme="majorHAnsi" w:eastAsiaTheme="majorEastAsia" w:hAnsiTheme="majorHAnsi" w:cstheme="majorBidi"/>
+        <w:rFonts w:ascii="Arial" w:hAnsi="Arial" w:cs="Arial" w:eastAsia="Arial"/>
         <w:b/>
         <w:bCs/>
       </w:rPr>
     </w:tblStylePr>
     <w:tblStylePr w:type="lastCol">
       <w:rPr>
-        <w:rFonts w:asciiTheme="majorHAnsi" w:eastAsiaTheme="majorEastAsia" w:hAnsiTheme="majorHAnsi" w:cstheme="majorBidi"/>
+        <w:rFonts w:ascii="Arial" w:hAnsi="Arial" w:cs="Arial" w:eastAsia="Arial"/>
         <w:b/>
         <w:bCs/>
       </w:rPr>
@@ -4874,7 +4874,7 @@
         <w:spacing w:before="0" w:after="0" w:line="240" w:lineRule="auto"/>
       </w:pPr>
       <w:rPr>
-        <w:rFonts w:asciiTheme="majorHAnsi" w:eastAsiaTheme="majorEastAsia" w:hAnsiTheme="majorHAnsi" w:cstheme="majorBidi"/>
+        <w:rFonts w:ascii="Arial" w:hAnsi="Arial" w:cs="Arial" w:eastAsia="Arial"/>
         <w:b/>
         <w:bCs/>
       </w:rPr>
@@ -4895,7 +4895,7 @@
         <w:spacing w:before="0" w:after="0" w:line="240" w:lineRule="auto"/>
       </w:pPr>
       <w:rPr>
-        <w:rFonts w:asciiTheme="majorHAnsi" w:eastAsiaTheme="majorEastAsia" w:hAnsiTheme="majorHAnsi" w:cstheme="majorBidi"/>
+        <w:rFonts w:ascii="Arial" w:hAnsi="Arial" w:cs="Arial" w:eastAsia="Arial"/>
         <w:b/>
         <w:bCs/>
       </w:rPr>
@@ -4913,14 +4913,14 @@
     </w:tblStylePr>
     <w:tblStylePr w:type="firstCol">
       <w:rPr>
-        <w:rFonts w:asciiTheme="majorHAnsi" w:eastAsiaTheme="majorEastAsia" w:hAnsiTheme="majorHAnsi" w:cstheme="majorBidi"/>
+        <w:rFonts w:ascii="Arial" w:hAnsi="Arial" w:cs="Arial" w:eastAsia="Arial"/>
         <w:b/>
         <w:bCs/>
       </w:rPr>
     </w:tblStylePr>
     <w:tblStylePr w:type="lastCol">
       <w:rPr>
-        <w:rFonts w:asciiTheme="majorHAnsi" w:eastAsiaTheme="majorEastAsia" w:hAnsiTheme="majorHAnsi" w:cstheme="majorBidi"/>
+        <w:rFonts w:ascii="Arial" w:hAnsi="Arial" w:cs="Arial" w:eastAsia="Arial"/>
         <w:b/>
         <w:bCs/>
       </w:rPr>
@@ -5004,7 +5004,7 @@
         <w:spacing w:before="0" w:after="0" w:line="240" w:lineRule="auto"/>
       </w:pPr>
       <w:rPr>
-        <w:rFonts w:asciiTheme="majorHAnsi" w:eastAsiaTheme="majorEastAsia" w:hAnsiTheme="majorHAnsi" w:cstheme="majorBidi"/>
+        <w:rFonts w:ascii="Arial" w:hAnsi="Arial" w:cs="Arial" w:eastAsia="Arial"/>
         <w:b/>
         <w:bCs/>
       </w:rPr>
@@ -5025,7 +5025,7 @@
         <w:spacing w:before="0" w:after="0" w:line="240" w:lineRule="auto"/>
       </w:pPr>
       <w:rPr>
-        <w:rFonts w:asciiTheme="majorHAnsi" w:eastAsiaTheme="majorEastAsia" w:hAnsiTheme="majorHAnsi" w:cstheme="majorBidi"/>
+        <w:rFonts w:ascii="Arial" w:hAnsi="Arial" w:cs="Arial" w:eastAsia="Arial"/>
         <w:b/>
         <w:bCs/>
       </w:rPr>
@@ -5043,14 +5043,14 @@
     </w:tblStylePr>
     <w:tblStylePr w:type="firstCol">
       <w:rPr>
-        <w:rFonts w:asciiTheme="majorHAnsi" w:eastAsiaTheme="majorEastAsia" w:hAnsiTheme="majorHAnsi" w:cstheme="majorBidi"/>
+        <w:rFonts w:ascii="Arial" w:hAnsi="Arial" w:cs="Arial" w:eastAsia="Arial"/>
         <w:b/>
         <w:bCs/>
       </w:rPr>
     </w:tblStylePr>
     <w:tblStylePr w:type="lastCol">
       <w:rPr>
-        <w:rFonts w:asciiTheme="majorHAnsi" w:eastAsiaTheme="majorEastAsia" w:hAnsiTheme="majorHAnsi" w:cstheme="majorBidi"/>
+        <w:rFonts w:ascii="Arial" w:hAnsi="Arial" w:cs="Arial" w:eastAsia="Arial"/>
         <w:b/>
         <w:bCs/>
       </w:rPr>
@@ -5134,7 +5134,7 @@
         <w:spacing w:before="0" w:after="0" w:line="240" w:lineRule="auto"/>
       </w:pPr>
       <w:rPr>
-        <w:rFonts w:asciiTheme="majorHAnsi" w:eastAsiaTheme="majorEastAsia" w:hAnsiTheme="majorHAnsi" w:cstheme="majorBidi"/>
+        <w:rFonts w:ascii="Arial" w:hAnsi="Arial" w:cs="Arial" w:eastAsia="Arial"/>
         <w:b/>
         <w:bCs/>
       </w:rPr>
@@ -5155,7 +5155,7 @@
         <w:spacing w:before="0" w:after="0" w:line="240" w:lineRule="auto"/>
       </w:pPr>
       <w:rPr>
-        <w:rFonts w:asciiTheme="majorHAnsi" w:eastAsiaTheme="majorEastAsia" w:hAnsiTheme="majorHAnsi" w:cstheme="majorBidi"/>
+        <w:rFonts w:ascii="Arial" w:hAnsi="Arial" w:cs="Arial" w:eastAsia="Arial"/>
         <w:b/>
         <w:bCs/>
       </w:rPr>
@@ -5173,14 +5173,14 @@
     </w:tblStylePr>
     <w:tblStylePr w:type="firstCol">
       <w:rPr>
-        <w:rFonts w:asciiTheme="majorHAnsi" w:eastAsiaTheme="majorEastAsia" w:hAnsiTheme="majorHAnsi" w:cstheme="majorBidi"/>
+        <w:rFonts w:ascii="Arial" w:hAnsi="Arial" w:cs="Arial" w:eastAsia="Arial"/>
         <w:b/>
         <w:bCs/>
       </w:rPr>
     </w:tblStylePr>
     <w:tblStylePr w:type="lastCol">
       <w:rPr>
-        <w:rFonts w:asciiTheme="majorHAnsi" w:eastAsiaTheme="majorEastAsia" w:hAnsiTheme="majorHAnsi" w:cstheme="majorBidi"/>
+        <w:rFonts w:ascii="Arial" w:hAnsi="Arial" w:cs="Arial" w:eastAsia="Arial"/>
         <w:b/>
         <w:bCs/>
       </w:rPr>
@@ -5264,7 +5264,7 @@
         <w:spacing w:before="0" w:after="0" w:line="240" w:lineRule="auto"/>
       </w:pPr>
       <w:rPr>
-        <w:rFonts w:asciiTheme="majorHAnsi" w:eastAsiaTheme="majorEastAsia" w:hAnsiTheme="majorHAnsi" w:cstheme="majorBidi"/>
+        <w:rFonts w:ascii="Arial" w:hAnsi="Arial" w:cs="Arial" w:eastAsia="Arial"/>
         <w:b/>
         <w:bCs/>
       </w:rPr>
@@ -5285,7 +5285,7 @@
         <w:spacing w:before="0" w:after="0" w:line="240" w:lineRule="auto"/>
       </w:pPr>
       <w:rPr>
-        <w:rFonts w:asciiTheme="majorHAnsi" w:eastAsiaTheme="majorEastAsia" w:hAnsiTheme="majorHAnsi" w:cstheme="majorBidi"/>
+        <w:rFonts w:ascii="Arial" w:hAnsi="Arial" w:cs="Arial" w:eastAsia="Arial"/>
         <w:b/>
         <w:bCs/>
       </w:rPr>
@@ -5303,14 +5303,14 @@
     </w:tblStylePr>
     <w:tblStylePr w:type="firstCol">
       <w:rPr>
-        <w:rFonts w:asciiTheme="majorHAnsi" w:eastAsiaTheme="majorEastAsia" w:hAnsiTheme="majorHAnsi" w:cstheme="majorBidi"/>
+        <w:rFonts w:ascii="Arial" w:hAnsi="Arial" w:cs="Arial" w:eastAsia="Arial"/>
         <w:b/>
         <w:bCs/>
       </w:rPr>
     </w:tblStylePr>
     <w:tblStylePr w:type="lastCol">
       <w:rPr>
-        <w:rFonts w:asciiTheme="majorHAnsi" w:eastAsiaTheme="majorEastAsia" w:hAnsiTheme="majorHAnsi" w:cstheme="majorBidi"/>
+        <w:rFonts w:ascii="Arial" w:hAnsi="Arial" w:cs="Arial" w:eastAsia="Arial"/>
         <w:b/>
         <w:bCs/>
       </w:rPr>
@@ -5394,7 +5394,7 @@
         <w:spacing w:before="0" w:after="0" w:line="240" w:lineRule="auto"/>
       </w:pPr>
       <w:rPr>
-        <w:rFonts w:asciiTheme="majorHAnsi" w:eastAsiaTheme="majorEastAsia" w:hAnsiTheme="majorHAnsi" w:cstheme="majorBidi"/>
+        <w:rFonts w:ascii="Arial" w:hAnsi="Arial" w:cs="Arial" w:eastAsia="Arial"/>
         <w:b/>
         <w:bCs/>
       </w:rPr>
@@ -5415,7 +5415,7 @@
         <w:spacing w:before="0" w:after="0" w:line="240" w:lineRule="auto"/>
       </w:pPr>
       <w:rPr>
-        <w:rFonts w:asciiTheme="majorHAnsi" w:eastAsiaTheme="majorEastAsia" w:hAnsiTheme="majorHAnsi" w:cstheme="majorBidi"/>
+        <w:rFonts w:ascii="Arial" w:hAnsi="Arial" w:cs="Arial" w:eastAsia="Arial"/>
         <w:b/>
         <w:bCs/>
       </w:rPr>
@@ -5433,14 +5433,14 @@
     </w:tblStylePr>
     <w:tblStylePr w:type="firstCol">
       <w:rPr>
-        <w:rFonts w:asciiTheme="majorHAnsi" w:eastAsiaTheme="majorEastAsia" w:hAnsiTheme="majorHAnsi" w:cstheme="majorBidi"/>
+        <w:rFonts w:ascii="Arial" w:hAnsi="Arial" w:cs="Arial" w:eastAsia="Arial"/>
         <w:b/>
         <w:bCs/>
       </w:rPr>
     </w:tblStylePr>
     <w:tblStylePr w:type="lastCol">
       <w:rPr>
-        <w:rFonts w:asciiTheme="majorHAnsi" w:eastAsiaTheme="majorEastAsia" w:hAnsiTheme="majorHAnsi" w:cstheme="majorBidi"/>
+        <w:rFonts w:ascii="Arial" w:hAnsi="Arial" w:cs="Arial" w:eastAsia="Arial"/>
         <w:b/>
         <w:bCs/>
       </w:rPr>
@@ -7305,7 +7305,7 @@
     </w:tblPr>
     <w:tblStylePr w:type="firstRow">
       <w:rPr>
-        <w:rFonts w:asciiTheme="majorHAnsi" w:eastAsiaTheme="majorEastAsia" w:hAnsiTheme="majorHAnsi" w:cstheme="majorBidi"/>
+        <w:rFonts w:ascii="Arial" w:hAnsi="Arial" w:cs="Arial" w:eastAsia="Arial"/>
       </w:rPr>
       <w:tblPr/>
       <w:tcPr>
@@ -7389,7 +7389,7 @@
     </w:tblPr>
     <w:tblStylePr w:type="firstRow">
       <w:rPr>
-        <w:rFonts w:asciiTheme="majorHAnsi" w:eastAsiaTheme="majorEastAsia" w:hAnsiTheme="majorHAnsi" w:cstheme="majorBidi"/>
+        <w:rFonts w:ascii="Arial" w:hAnsi="Arial" w:cs="Arial" w:eastAsia="Arial"/>
       </w:rPr>
       <w:tblPr/>
       <w:tcPr>
@@ -7473,7 +7473,7 @@
     </w:tblPr>
     <w:tblStylePr w:type="firstRow">
       <w:rPr>
-        <w:rFonts w:asciiTheme="majorHAnsi" w:eastAsiaTheme="majorEastAsia" w:hAnsiTheme="majorHAnsi" w:cstheme="majorBidi"/>
+        <w:rFonts w:ascii="Arial" w:hAnsi="Arial" w:cs="Arial" w:eastAsia="Arial"/>
       </w:rPr>
       <w:tblPr/>
       <w:tcPr>
@@ -7557,7 +7557,7 @@
     </w:tblPr>
     <w:tblStylePr w:type="firstRow">
       <w:rPr>
-        <w:rFonts w:asciiTheme="majorHAnsi" w:eastAsiaTheme="majorEastAsia" w:hAnsiTheme="majorHAnsi" w:cstheme="majorBidi"/>
+        <w:rFonts w:ascii="Arial" w:hAnsi="Arial" w:cs="Arial" w:eastAsia="Arial"/>
       </w:rPr>
       <w:tblPr/>
       <w:tcPr>
@@ -7641,7 +7641,7 @@
     </w:tblPr>
     <w:tblStylePr w:type="firstRow">
       <w:rPr>
-        <w:rFonts w:asciiTheme="majorHAnsi" w:eastAsiaTheme="majorEastAsia" w:hAnsiTheme="majorHAnsi" w:cstheme="majorBidi"/>
+        <w:rFonts w:ascii="Arial" w:hAnsi="Arial" w:cs="Arial" w:eastAsia="Arial"/>
       </w:rPr>
       <w:tblPr/>
       <w:tcPr>
@@ -7725,7 +7725,7 @@
     </w:tblPr>
     <w:tblStylePr w:type="firstRow">
       <w:rPr>
-        <w:rFonts w:asciiTheme="majorHAnsi" w:eastAsiaTheme="majorEastAsia" w:hAnsiTheme="majorHAnsi" w:cstheme="majorBidi"/>
+        <w:rFonts w:ascii="Arial" w:hAnsi="Arial" w:cs="Arial" w:eastAsia="Arial"/>
       </w:rPr>
       <w:tblPr/>
       <w:tcPr>
@@ -7809,7 +7809,7 @@
     </w:tblPr>
     <w:tblStylePr w:type="firstRow">
       <w:rPr>
-        <w:rFonts w:asciiTheme="majorHAnsi" w:eastAsiaTheme="majorEastAsia" w:hAnsiTheme="majorHAnsi" w:cstheme="majorBidi"/>
+        <w:rFonts w:ascii="Arial" w:hAnsi="Arial" w:cs="Arial" w:eastAsia="Arial"/>
       </w:rPr>
       <w:tblPr/>
       <w:tcPr>
@@ -7874,7 +7874,7 @@
       <w:spacing w:after="0" w:line="240" w:lineRule="auto"/>
     </w:pPr>
     <w:rPr>
-      <w:rFonts w:asciiTheme="majorHAnsi" w:eastAsiaTheme="majorEastAsia" w:hAnsiTheme="majorHAnsi" w:cstheme="majorBidi"/>
+      <w:rFonts w:ascii="Arial" w:hAnsi="Arial" w:cs="Arial" w:eastAsia="Arial"/>
       <w:color w:val="000000" w:themeColor="text1"/>
     </w:rPr>
     <w:tblPr>
@@ -8002,7 +8002,7 @@
       <w:spacing w:after="0" w:line="240" w:lineRule="auto"/>
     </w:pPr>
     <w:rPr>
-      <w:rFonts w:asciiTheme="majorHAnsi" w:eastAsiaTheme="majorEastAsia" w:hAnsiTheme="majorHAnsi" w:cstheme="majorBidi"/>
+      <w:rFonts w:ascii="Arial" w:hAnsi="Arial" w:cs="Arial" w:eastAsia="Arial"/>
       <w:color w:val="000000" w:themeColor="text1"/>
     </w:rPr>
     <w:tblPr>
@@ -8130,7 +8130,7 @@
       <w:spacing w:after="0" w:line="240" w:lineRule="auto"/>
     </w:pPr>
     <w:rPr>
-      <w:rFonts w:asciiTheme="majorHAnsi" w:eastAsiaTheme="majorEastAsia" w:hAnsiTheme="majorHAnsi" w:cstheme="majorBidi"/>
+      <w:rFonts w:ascii="Arial" w:hAnsi="Arial" w:cs="Arial" w:eastAsia="Arial"/>
       <w:color w:val="000000" w:themeColor="text1"/>
     </w:rPr>
     <w:tblPr>
@@ -8258,7 +8258,7 @@
       <w:spacing w:after="0" w:line="240" w:lineRule="auto"/>
     </w:pPr>
     <w:rPr>
-      <w:rFonts w:asciiTheme="majorHAnsi" w:eastAsiaTheme="majorEastAsia" w:hAnsiTheme="majorHAnsi" w:cstheme="majorBidi"/>
+      <w:rFonts w:ascii="Arial" w:hAnsi="Arial" w:cs="Arial" w:eastAsia="Arial"/>
       <w:color w:val="000000" w:themeColor="text1"/>
     </w:rPr>
     <w:tblPr>
@@ -8386,7 +8386,7 @@
       <w:spacing w:after="0" w:line="240" w:lineRule="auto"/>
     </w:pPr>
     <w:rPr>
-      <w:rFonts w:asciiTheme="majorHAnsi" w:eastAsiaTheme="majorEastAsia" w:hAnsiTheme="majorHAnsi" w:cstheme="majorBidi"/>
+      <w:rFonts w:ascii="Arial" w:hAnsi="Arial" w:cs="Arial" w:eastAsia="Arial"/>
       <w:color w:val="000000" w:themeColor="text1"/>
     </w:rPr>
     <w:tblPr>
@@ -8514,7 +8514,7 @@
       <w:spacing w:after="0" w:line="240" w:lineRule="auto"/>
     </w:pPr>
     <w:rPr>
-      <w:rFonts w:asciiTheme="majorHAnsi" w:eastAsiaTheme="majorEastAsia" w:hAnsiTheme="majorHAnsi" w:cstheme="majorBidi"/>
+      <w:rFonts w:ascii="Arial" w:hAnsi="Arial" w:cs="Arial" w:eastAsia="Arial"/>
       <w:color w:val="000000" w:themeColor="text1"/>
     </w:rPr>
     <w:tblPr>
@@ -8642,7 +8642,7 @@
       <w:spacing w:after="0" w:line="240" w:lineRule="auto"/>
     </w:pPr>
     <w:rPr>
-      <w:rFonts w:asciiTheme="majorHAnsi" w:eastAsiaTheme="majorEastAsia" w:hAnsiTheme="majorHAnsi" w:cstheme="majorBidi"/>
+      <w:rFonts w:ascii="Arial" w:hAnsi="Arial" w:cs="Arial" w:eastAsia="Arial"/>
       <w:color w:val="000000" w:themeColor="text1"/>
     </w:rPr>
     <w:tblPr>
@@ -9281,7 +9281,7 @@
       <w:spacing w:after="0" w:line="240" w:lineRule="auto"/>
     </w:pPr>
     <w:rPr>
-      <w:rFonts w:asciiTheme="majorHAnsi" w:eastAsiaTheme="majorEastAsia" w:hAnsiTheme="majorHAnsi" w:cstheme="majorBidi"/>
+      <w:rFonts w:ascii="Arial" w:hAnsi="Arial" w:cs="Arial" w:eastAsia="Arial"/>
       <w:color w:val="000000" w:themeColor="text1"/>
     </w:rPr>
     <w:tblPr>
@@ -9406,7 +9406,7 @@
       <w:spacing w:after="0" w:line="240" w:lineRule="auto"/>
     </w:pPr>
     <w:rPr>
-      <w:rFonts w:asciiTheme="majorHAnsi" w:eastAsiaTheme="majorEastAsia" w:hAnsiTheme="majorHAnsi" w:cstheme="majorBidi"/>
+      <w:rFonts w:ascii="Arial" w:hAnsi="Arial" w:cs="Arial" w:eastAsia="Arial"/>
       <w:color w:val="000000" w:themeColor="text1"/>
     </w:rPr>
     <w:tblPr>
@@ -9531,7 +9531,7 @@
       <w:spacing w:after="0" w:line="240" w:lineRule="auto"/>
     </w:pPr>
     <w:rPr>
-      <w:rFonts w:asciiTheme="majorHAnsi" w:eastAsiaTheme="majorEastAsia" w:hAnsiTheme="majorHAnsi" w:cstheme="majorBidi"/>
+      <w:rFonts w:ascii="Arial" w:hAnsi="Arial" w:cs="Arial" w:eastAsia="Arial"/>
       <w:color w:val="000000" w:themeColor="text1"/>
     </w:rPr>
     <w:tblPr>
@@ -9656,7 +9656,7 @@
       <w:spacing w:after="0" w:line="240" w:lineRule="auto"/>
     </w:pPr>
     <w:rPr>
-      <w:rFonts w:asciiTheme="majorHAnsi" w:eastAsiaTheme="majorEastAsia" w:hAnsiTheme="majorHAnsi" w:cstheme="majorBidi"/>
+      <w:rFonts w:ascii="Arial" w:hAnsi="Arial" w:cs="Arial" w:eastAsia="Arial"/>
       <w:color w:val="000000" w:themeColor="text1"/>
     </w:rPr>
     <w:tblPr>
@@ -9781,7 +9781,7 @@
       <w:spacing w:after="0" w:line="240" w:lineRule="auto"/>
     </w:pPr>
     <w:rPr>
-      <w:rFonts w:asciiTheme="majorHAnsi" w:eastAsiaTheme="majorEastAsia" w:hAnsiTheme="majorHAnsi" w:cstheme="majorBidi"/>
+      <w:rFonts w:ascii="Arial" w:hAnsi="Arial" w:cs="Arial" w:eastAsia="Arial"/>
       <w:color w:val="000000" w:themeColor="text1"/>
     </w:rPr>
     <w:tblPr>
@@ -9906,7 +9906,7 @@
       <w:spacing w:after="0" w:line="240" w:lineRule="auto"/>
     </w:pPr>
     <w:rPr>
-      <w:rFonts w:asciiTheme="majorHAnsi" w:eastAsiaTheme="majorEastAsia" w:hAnsiTheme="majorHAnsi" w:cstheme="majorBidi"/>
+      <w:rFonts w:ascii="Arial" w:hAnsi="Arial" w:cs="Arial" w:eastAsia="Arial"/>
       <w:color w:val="000000" w:themeColor="text1"/>
     </w:rPr>
     <w:tblPr>
@@ -10031,7 +10031,7 @@
       <w:spacing w:after="0" w:line="240" w:lineRule="auto"/>
     </w:pPr>
     <w:rPr>
-      <w:rFonts w:asciiTheme="majorHAnsi" w:eastAsiaTheme="majorEastAsia" w:hAnsiTheme="majorHAnsi" w:cstheme="majorBidi"/>
+      <w:rFonts w:ascii="Arial" w:hAnsi="Arial" w:cs="Arial" w:eastAsia="Arial"/>
       <w:color w:val="000000" w:themeColor="text1"/>
     </w:rPr>
     <w:tblPr>
@@ -13946,7 +13946,7 @@
   <w:docDefaults>
     <w:rPrDefault>
       <w:rPr>
-        <w:rFonts w:asciiTheme="minorHAnsi" w:eastAsiaTheme="minorEastAsia" w:hAnsiTheme="minorHAnsi" w:cstheme="minorBidi"/>
+        <w:rFonts w:ascii="Arial" w:hAnsi="Arial" w:cs="Arial" w:eastAsia="Arial"/>
         <w:sz w:val="22"/>
         <w:szCs w:val="22"/>
         <w:lang w:val="en-US" w:eastAsia="en-US" w:bidi="ar-SA"/>
@@ -14117,7 +14117,7 @@
       <w:outlineLvl w:val="0"/>
     </w:pPr>
     <w:rPr>
-      <w:rFonts w:asciiTheme="majorHAnsi" w:eastAsiaTheme="majorEastAsia" w:hAnsiTheme="majorHAnsi" w:cstheme="majorBidi"/>
+      <w:rFonts w:ascii="Arial" w:hAnsi="Arial" w:cs="Arial" w:eastAsia="Arial"/>
       <w:b/>
       <w:bCs/>
       <w:color w:val="365F91" w:themeColor="accent1" w:themeShade="BF"/>
@@ -14141,7 +14141,7 @@
       <w:outlineLvl w:val="1"/>
     </w:pPr>
     <w:rPr>
-      <w:rFonts w:asciiTheme="majorHAnsi" w:eastAsiaTheme="majorEastAsia" w:hAnsiTheme="majorHAnsi" w:cstheme="majorBidi"/>
+      <w:rFonts w:ascii="Arial" w:hAnsi="Arial" w:cs="Arial" w:eastAsia="Arial"/>
       <w:b/>
       <w:bCs/>
       <w:color w:val="4F81BD" w:themeColor="accent1"/>
@@ -14165,7 +14165,7 @@
       <w:outlineLvl w:val="2"/>
     </w:pPr>
     <w:rPr>
-      <w:rFonts w:asciiTheme="majorHAnsi" w:eastAsiaTheme="majorEastAsia" w:hAnsiTheme="majorHAnsi" w:cstheme="majorBidi"/>
+      <w:rFonts w:ascii="Arial" w:hAnsi="Arial" w:cs="Arial" w:eastAsia="Arial"/>
       <w:b/>
       <w:bCs/>
       <w:color w:val="4F81BD" w:themeColor="accent1"/>
@@ -14188,7 +14188,7 @@
       <w:outlineLvl w:val="3"/>
     </w:pPr>
     <w:rPr>
-      <w:rFonts w:asciiTheme="majorHAnsi" w:eastAsiaTheme="majorEastAsia" w:hAnsiTheme="majorHAnsi" w:cstheme="majorBidi"/>
+      <w:rFonts w:ascii="Arial" w:hAnsi="Arial" w:cs="Arial" w:eastAsia="Arial"/>
       <w:b/>
       <w:bCs/>
       <w:i/>
@@ -14213,7 +14213,7 @@
       <w:outlineLvl w:val="4"/>
     </w:pPr>
     <w:rPr>
-      <w:rFonts w:asciiTheme="majorHAnsi" w:eastAsiaTheme="majorEastAsia" w:hAnsiTheme="majorHAnsi" w:cstheme="majorBidi"/>
+      <w:rFonts w:ascii="Arial" w:hAnsi="Arial" w:cs="Arial" w:eastAsia="Arial"/>
       <w:color w:val="243F60" w:themeColor="accent1" w:themeShade="7F"/>
     </w:rPr>
   </w:style>
@@ -14234,7 +14234,7 @@
       <w:outlineLvl w:val="5"/>
     </w:pPr>
     <w:rPr>
-      <w:rFonts w:asciiTheme="majorHAnsi" w:eastAsiaTheme="majorEastAsia" w:hAnsiTheme="majorHAnsi" w:cstheme="majorBidi"/>
+      <w:rFonts w:ascii="Arial" w:hAnsi="Arial" w:cs="Arial" w:eastAsia="Arial"/>
       <w:i/>
       <w:iCs/>
       <w:color w:val="243F60" w:themeColor="accent1" w:themeShade="7F"/>
@@ -14257,7 +14257,7 @@
       <w:outlineLvl w:val="6"/>
     </w:pPr>
     <w:rPr>
-      <w:rFonts w:asciiTheme="majorHAnsi" w:eastAsiaTheme="majorEastAsia" w:hAnsiTheme="majorHAnsi" w:cstheme="majorBidi"/>
+      <w:rFonts w:ascii="Arial" w:hAnsi="Arial" w:cs="Arial" w:eastAsia="Arial"/>
       <w:i/>
       <w:iCs/>
       <w:color w:val="404040" w:themeColor="text1" w:themeTint="BF"/>
@@ -14280,7 +14280,7 @@
       <w:outlineLvl w:val="7"/>
     </w:pPr>
     <w:rPr>
-      <w:rFonts w:asciiTheme="majorHAnsi" w:eastAsiaTheme="majorEastAsia" w:hAnsiTheme="majorHAnsi" w:cstheme="majorBidi"/>
+      <w:rFonts w:ascii="Arial" w:hAnsi="Arial" w:cs="Arial" w:eastAsia="Arial"/>
       <w:color w:val="4F81BD" w:themeColor="accent1"/>
       <w:sz w:val="20"/>
       <w:szCs w:val="20"/>
@@ -14303,7 +14303,7 @@
       <w:outlineLvl w:val="8"/>
     </w:pPr>
     <w:rPr>
-      <w:rFonts w:asciiTheme="majorHAnsi" w:eastAsiaTheme="majorEastAsia" w:hAnsiTheme="majorHAnsi" w:cstheme="majorBidi"/>
+      <w:rFonts w:ascii="Arial" w:hAnsi="Arial" w:cs="Arial" w:eastAsia="Arial"/>
       <w:i/>
       <w:iCs/>
       <w:color w:val="404040" w:themeColor="text1" w:themeTint="BF"/>
@@ -14354,7 +14354,7 @@
     <w:uiPriority w:val="9"/>
     <w:rsid w:val="00FC693F"/>
     <w:rPr>
-      <w:rFonts w:asciiTheme="majorHAnsi" w:eastAsiaTheme="majorEastAsia" w:hAnsiTheme="majorHAnsi" w:cstheme="majorBidi"/>
+      <w:rFonts w:ascii="Arial" w:hAnsi="Arial" w:cs="Arial" w:eastAsia="Arial"/>
       <w:b/>
       <w:bCs/>
       <w:color w:val="365F91" w:themeColor="accent1" w:themeShade="BF"/>
@@ -14369,7 +14369,7 @@
     <w:uiPriority w:val="9"/>
     <w:rsid w:val="00FC693F"/>
     <w:rPr>
-      <w:rFonts w:asciiTheme="majorHAnsi" w:eastAsiaTheme="majorEastAsia" w:hAnsiTheme="majorHAnsi" w:cstheme="majorBidi"/>
+      <w:rFonts w:ascii="Arial" w:hAnsi="Arial" w:cs="Arial" w:eastAsia="Arial"/>
       <w:b/>
       <w:bCs/>
       <w:color w:val="4F81BD" w:themeColor="accent1"/>
@@ -14384,7 +14384,7 @@
     <w:uiPriority w:val="9"/>
     <w:rsid w:val="00FC693F"/>
     <w:rPr>
-      <w:rFonts w:asciiTheme="majorHAnsi" w:eastAsiaTheme="majorEastAsia" w:hAnsiTheme="majorHAnsi" w:cstheme="majorBidi"/>
+      <w:rFonts w:ascii="Arial" w:hAnsi="Arial" w:cs="Arial" w:eastAsia="Arial"/>
       <w:b/>
       <w:bCs/>
       <w:color w:val="4F81BD" w:themeColor="accent1"/>
@@ -14406,7 +14406,7 @@
       <w:contextualSpacing/>
     </w:pPr>
     <w:rPr>
-      <w:rFonts w:asciiTheme="majorHAnsi" w:eastAsiaTheme="majorEastAsia" w:hAnsiTheme="majorHAnsi" w:cstheme="majorBidi"/>
+      <w:rFonts w:ascii="Arial" w:hAnsi="Arial" w:cs="Arial" w:eastAsia="Arial"/>
       <w:color w:val="17365D" w:themeColor="text2" w:themeShade="BF"/>
       <w:spacing w:val="5"/>
       <w:kern w:val="28"/>
@@ -14421,7 +14421,7 @@
     <w:uiPriority w:val="10"/>
     <w:rsid w:val="00FC693F"/>
     <w:rPr>
-      <w:rFonts w:asciiTheme="majorHAnsi" w:eastAsiaTheme="majorEastAsia" w:hAnsiTheme="majorHAnsi" w:cstheme="majorBidi"/>
+      <w:rFonts w:ascii="Arial" w:hAnsi="Arial" w:cs="Arial" w:eastAsia="Arial"/>
       <w:color w:val="17365D" w:themeColor="text2" w:themeShade="BF"/>
       <w:spacing w:val="5"/>
       <w:kern w:val="28"/>
@@ -14443,7 +14443,7 @@
       </w:numPr>
     </w:pPr>
     <w:rPr>
-      <w:rFonts w:asciiTheme="majorHAnsi" w:eastAsiaTheme="majorEastAsia" w:hAnsiTheme="majorHAnsi" w:cstheme="majorBidi"/>
+      <w:rFonts w:ascii="Arial" w:hAnsi="Arial" w:cs="Arial" w:eastAsia="Arial"/>
       <w:i/>
       <w:iCs/>
       <w:color w:val="4F81BD" w:themeColor="accent1"/>
@@ -14459,7 +14459,7 @@
     <w:uiPriority w:val="11"/>
     <w:rsid w:val="00FC693F"/>
     <w:rPr>
-      <w:rFonts w:asciiTheme="majorHAnsi" w:eastAsiaTheme="majorEastAsia" w:hAnsiTheme="majorHAnsi" w:cstheme="majorBidi"/>
+      <w:rFonts w:ascii="Arial" w:hAnsi="Arial" w:cs="Arial" w:eastAsia="Arial"/>
       <w:i/>
       <w:iCs/>
       <w:color w:val="4F81BD" w:themeColor="accent1"/>
@@ -14706,7 +14706,7 @@
       </w:tabs>
     </w:pPr>
     <w:rPr>
-      <w:rFonts w:ascii="Courier" w:hAnsi="Courier"/>
+      <w:rFonts w:ascii="Arial" w:hAnsi="Arial" w:cs="Arial" w:eastAsia="Arial"/>
       <w:sz w:val="20"/>
       <w:szCs w:val="20"/>
     </w:rPr>
@@ -14718,7 +14718,7 @@
     <w:uiPriority w:val="99"/>
     <w:rsid w:val="0029639D"/>
     <w:rPr>
-      <w:rFonts w:ascii="Courier" w:hAnsi="Courier"/>
+      <w:rFonts w:ascii="Arial" w:hAnsi="Arial" w:cs="Arial" w:eastAsia="Arial"/>
       <w:sz w:val="20"/>
       <w:szCs w:val="20"/>
     </w:rPr>
@@ -14757,7 +14757,7 @@
     <w:semiHidden/>
     <w:rsid w:val="00FC693F"/>
     <w:rPr>
-      <w:rFonts w:asciiTheme="majorHAnsi" w:eastAsiaTheme="majorEastAsia" w:hAnsiTheme="majorHAnsi" w:cstheme="majorBidi"/>
+      <w:rFonts w:ascii="Arial" w:hAnsi="Arial" w:cs="Arial" w:eastAsia="Arial"/>
       <w:b/>
       <w:bCs/>
       <w:i/>
@@ -14773,7 +14773,7 @@
     <w:semiHidden/>
     <w:rsid w:val="00FC693F"/>
     <w:rPr>
-      <w:rFonts w:asciiTheme="majorHAnsi" w:eastAsiaTheme="majorEastAsia" w:hAnsiTheme="majorHAnsi" w:cstheme="majorBidi"/>
+      <w:rFonts w:ascii="Arial" w:hAnsi="Arial" w:cs="Arial" w:eastAsia="Arial"/>
       <w:color w:val="243F60" w:themeColor="accent1" w:themeShade="7F"/>
     </w:rPr>
   </w:style>
@@ -14785,7 +14785,7 @@
     <w:semiHidden/>
     <w:rsid w:val="00FC693F"/>
     <w:rPr>
-      <w:rFonts w:asciiTheme="majorHAnsi" w:eastAsiaTheme="majorEastAsia" w:hAnsiTheme="majorHAnsi" w:cstheme="majorBidi"/>
+      <w:rFonts w:ascii="Arial" w:hAnsi="Arial" w:cs="Arial" w:eastAsia="Arial"/>
       <w:i/>
       <w:iCs/>
       <w:color w:val="243F60" w:themeColor="accent1" w:themeShade="7F"/>
@@ -14799,7 +14799,7 @@
     <w:semiHidden/>
     <w:rsid w:val="00FC693F"/>
     <w:rPr>
-      <w:rFonts w:asciiTheme="majorHAnsi" w:eastAsiaTheme="majorEastAsia" w:hAnsiTheme="majorHAnsi" w:cstheme="majorBidi"/>
+      <w:rFonts w:ascii="Arial" w:hAnsi="Arial" w:cs="Arial" w:eastAsia="Arial"/>
       <w:i/>
       <w:iCs/>
       <w:color w:val="404040" w:themeColor="text1" w:themeTint="BF"/>
@@ -14813,7 +14813,7 @@
     <w:semiHidden/>
     <w:rsid w:val="00FC693F"/>
     <w:rPr>
-      <w:rFonts w:asciiTheme="majorHAnsi" w:eastAsiaTheme="majorEastAsia" w:hAnsiTheme="majorHAnsi" w:cstheme="majorBidi"/>
+      <w:rFonts w:ascii="Arial" w:hAnsi="Arial" w:cs="Arial" w:eastAsia="Arial"/>
       <w:color w:val="4F81BD" w:themeColor="accent1"/>
       <w:sz w:val="20"/>
       <w:szCs w:val="20"/>
@@ -14827,7 +14827,7 @@
     <w:semiHidden/>
     <w:rsid w:val="00FC693F"/>
     <w:rPr>
-      <w:rFonts w:asciiTheme="majorHAnsi" w:eastAsiaTheme="majorEastAsia" w:hAnsiTheme="majorHAnsi" w:cstheme="majorBidi"/>
+      <w:rFonts w:ascii="Arial" w:hAnsi="Arial" w:cs="Arial" w:eastAsia="Arial"/>
       <w:i/>
       <w:iCs/>
       <w:color w:val="404040" w:themeColor="text1" w:themeTint="BF"/>
@@ -16416,7 +16416,7 @@
         <w:spacing w:before="0" w:after="0" w:line="240" w:lineRule="auto"/>
       </w:pPr>
       <w:rPr>
-        <w:rFonts w:asciiTheme="majorHAnsi" w:eastAsiaTheme="majorEastAsia" w:hAnsiTheme="majorHAnsi" w:cstheme="majorBidi"/>
+        <w:rFonts w:ascii="Arial" w:hAnsi="Arial" w:cs="Arial" w:eastAsia="Arial"/>
         <w:b/>
         <w:bCs/>
       </w:rPr>
@@ -16437,7 +16437,7 @@
         <w:spacing w:before="0" w:after="0" w:line="240" w:lineRule="auto"/>
       </w:pPr>
       <w:rPr>
-        <w:rFonts w:asciiTheme="majorHAnsi" w:eastAsiaTheme="majorEastAsia" w:hAnsiTheme="majorHAnsi" w:cstheme="majorBidi"/>
+        <w:rFonts w:ascii="Arial" w:hAnsi="Arial" w:cs="Arial" w:eastAsia="Arial"/>
         <w:b/>
         <w:bCs/>
       </w:rPr>
@@ -16455,14 +16455,14 @@
     </w:tblStylePr>
     <w:tblStylePr w:type="firstCol">
       <w:rPr>
-        <w:rFonts w:asciiTheme="majorHAnsi" w:eastAsiaTheme="majorEastAsia" w:hAnsiTheme="majorHAnsi" w:cstheme="majorBidi"/>
+        <w:rFonts w:ascii="Arial" w:hAnsi="Arial" w:cs="Arial" w:eastAsia="Arial"/>
         <w:b/>
         <w:bCs/>
       </w:rPr>
     </w:tblStylePr>
     <w:tblStylePr w:type="lastCol">
       <w:rPr>
-        <w:rFonts w:asciiTheme="majorHAnsi" w:eastAsiaTheme="majorEastAsia" w:hAnsiTheme="majorHAnsi" w:cstheme="majorBidi"/>
+        <w:rFonts w:ascii="Arial" w:hAnsi="Arial" w:cs="Arial" w:eastAsia="Arial"/>
         <w:b/>
         <w:bCs/>
       </w:rPr>
@@ -16546,7 +16546,7 @@
         <w:spacing w:before="0" w:after="0" w:line="240" w:lineRule="auto"/>
       </w:pPr>
       <w:rPr>
-        <w:rFonts w:asciiTheme="majorHAnsi" w:eastAsiaTheme="majorEastAsia" w:hAnsiTheme="majorHAnsi" w:cstheme="majorBidi"/>
+        <w:rFonts w:ascii="Arial" w:hAnsi="Arial" w:cs="Arial" w:eastAsia="Arial"/>
         <w:b/>
         <w:bCs/>
       </w:rPr>
@@ -16567,7 +16567,7 @@
         <w:spacing w:before="0" w:after="0" w:line="240" w:lineRule="auto"/>
       </w:pPr>
       <w:rPr>
-        <w:rFonts w:asciiTheme="majorHAnsi" w:eastAsiaTheme="majorEastAsia" w:hAnsiTheme="majorHAnsi" w:cstheme="majorBidi"/>
+        <w:rFonts w:ascii="Arial" w:hAnsi="Arial" w:cs="Arial" w:eastAsia="Arial"/>
         <w:b/>
         <w:bCs/>
       </w:rPr>
@@ -16585,14 +16585,14 @@
     </w:tblStylePr>
     <w:tblStylePr w:type="firstCol">
       <w:rPr>
-        <w:rFonts w:asciiTheme="majorHAnsi" w:eastAsiaTheme="majorEastAsia" w:hAnsiTheme="majorHAnsi" w:cstheme="majorBidi"/>
+        <w:rFonts w:ascii="Arial" w:hAnsi="Arial" w:cs="Arial" w:eastAsia="Arial"/>
         <w:b/>
         <w:bCs/>
       </w:rPr>
     </w:tblStylePr>
     <w:tblStylePr w:type="lastCol">
       <w:rPr>
-        <w:rFonts w:asciiTheme="majorHAnsi" w:eastAsiaTheme="majorEastAsia" w:hAnsiTheme="majorHAnsi" w:cstheme="majorBidi"/>
+        <w:rFonts w:ascii="Arial" w:hAnsi="Arial" w:cs="Arial" w:eastAsia="Arial"/>
         <w:b/>
         <w:bCs/>
       </w:rPr>
@@ -16676,7 +16676,7 @@
         <w:spacing w:before="0" w:after="0" w:line="240" w:lineRule="auto"/>
       </w:pPr>
       <w:rPr>
-        <w:rFonts w:asciiTheme="majorHAnsi" w:eastAsiaTheme="majorEastAsia" w:hAnsiTheme="majorHAnsi" w:cstheme="majorBidi"/>
+        <w:rFonts w:ascii="Arial" w:hAnsi="Arial" w:cs="Arial" w:eastAsia="Arial"/>
         <w:b/>
         <w:bCs/>
       </w:rPr>
@@ -16697,7 +16697,7 @@
         <w:spacing w:before="0" w:after="0" w:line="240" w:lineRule="auto"/>
       </w:pPr>
       <w:rPr>
-        <w:rFonts w:asciiTheme="majorHAnsi" w:eastAsiaTheme="majorEastAsia" w:hAnsiTheme="majorHAnsi" w:cstheme="majorBidi"/>
+        <w:rFonts w:ascii="Arial" w:hAnsi="Arial" w:cs="Arial" w:eastAsia="Arial"/>
         <w:b/>
         <w:bCs/>
       </w:rPr>
@@ -16715,14 +16715,14 @@
     </w:tblStylePr>
     <w:tblStylePr w:type="firstCol">
       <w:rPr>
-        <w:rFonts w:asciiTheme="majorHAnsi" w:eastAsiaTheme="majorEastAsia" w:hAnsiTheme="majorHAnsi" w:cstheme="majorBidi"/>
+        <w:rFonts w:ascii="Arial" w:hAnsi="Arial" w:cs="Arial" w:eastAsia="Arial"/>
         <w:b/>
         <w:bCs/>
       </w:rPr>
     </w:tblStylePr>
     <w:tblStylePr w:type="lastCol">
       <w:rPr>
-        <w:rFonts w:asciiTheme="majorHAnsi" w:eastAsiaTheme="majorEastAsia" w:hAnsiTheme="majorHAnsi" w:cstheme="majorBidi"/>
+        <w:rFonts w:ascii="Arial" w:hAnsi="Arial" w:cs="Arial" w:eastAsia="Arial"/>
         <w:b/>
         <w:bCs/>
       </w:rPr>
@@ -16806,7 +16806,7 @@
         <w:spacing w:before="0" w:after="0" w:line="240" w:lineRule="auto"/>
       </w:pPr>
       <w:rPr>
-        <w:rFonts w:asciiTheme="majorHAnsi" w:eastAsiaTheme="majorEastAsia" w:hAnsiTheme="majorHAnsi" w:cstheme="majorBidi"/>
+        <w:rFonts w:ascii="Arial" w:hAnsi="Arial" w:cs="Arial" w:eastAsia="Arial"/>
         <w:b/>
         <w:bCs/>
       </w:rPr>
@@ -16827,7 +16827,7 @@
         <w:spacing w:before="0" w:after="0" w:line="240" w:lineRule="auto"/>
       </w:pPr>
       <w:rPr>
-        <w:rFonts w:asciiTheme="majorHAnsi" w:eastAsiaTheme="majorEastAsia" w:hAnsiTheme="majorHAnsi" w:cstheme="majorBidi"/>
+        <w:rFonts w:ascii="Arial" w:hAnsi="Arial" w:cs="Arial" w:eastAsia="Arial"/>
         <w:b/>
         <w:bCs/>
       </w:rPr>
@@ -16845,14 +16845,14 @@
     </w:tblStylePr>
     <w:tblStylePr w:type="firstCol">
       <w:rPr>
-        <w:rFonts w:asciiTheme="majorHAnsi" w:eastAsiaTheme="majorEastAsia" w:hAnsiTheme="majorHAnsi" w:cstheme="majorBidi"/>
+        <w:rFonts w:ascii="Arial" w:hAnsi="Arial" w:cs="Arial" w:eastAsia="Arial"/>
         <w:b/>
         <w:bCs/>
       </w:rPr>
     </w:tblStylePr>
     <w:tblStylePr w:type="lastCol">
       <w:rPr>
-        <w:rFonts w:asciiTheme="majorHAnsi" w:eastAsiaTheme="majorEastAsia" w:hAnsiTheme="majorHAnsi" w:cstheme="majorBidi"/>
+        <w:rFonts w:ascii="Arial" w:hAnsi="Arial" w:cs="Arial" w:eastAsia="Arial"/>
         <w:b/>
         <w:bCs/>
       </w:rPr>
@@ -16936,7 +16936,7 @@
         <w:spacing w:before="0" w:after="0" w:line="240" w:lineRule="auto"/>
       </w:pPr>
       <w:rPr>
-        <w:rFonts w:asciiTheme="majorHAnsi" w:eastAsiaTheme="majorEastAsia" w:hAnsiTheme="majorHAnsi" w:cstheme="majorBidi"/>
+        <w:rFonts w:ascii="Arial" w:hAnsi="Arial" w:cs="Arial" w:eastAsia="Arial"/>
         <w:b/>
         <w:bCs/>
       </w:rPr>
@@ -16957,7 +16957,7 @@
         <w:spacing w:before="0" w:after="0" w:line="240" w:lineRule="auto"/>
       </w:pPr>
       <w:rPr>
-        <w:rFonts w:asciiTheme="majorHAnsi" w:eastAsiaTheme="majorEastAsia" w:hAnsiTheme="majorHAnsi" w:cstheme="majorBidi"/>
+        <w:rFonts w:ascii="Arial" w:hAnsi="Arial" w:cs="Arial" w:eastAsia="Arial"/>
         <w:b/>
         <w:bCs/>
       </w:rPr>
@@ -16975,14 +16975,14 @@
     </w:tblStylePr>
     <w:tblStylePr w:type="firstCol">
       <w:rPr>
-        <w:rFonts w:asciiTheme="majorHAnsi" w:eastAsiaTheme="majorEastAsia" w:hAnsiTheme="majorHAnsi" w:cstheme="majorBidi"/>
+        <w:rFonts w:ascii="Arial" w:hAnsi="Arial" w:cs="Arial" w:eastAsia="Arial"/>
         <w:b/>
         <w:bCs/>
       </w:rPr>
     </w:tblStylePr>
     <w:tblStylePr w:type="lastCol">
       <w:rPr>
-        <w:rFonts w:asciiTheme="majorHAnsi" w:eastAsiaTheme="majorEastAsia" w:hAnsiTheme="majorHAnsi" w:cstheme="majorBidi"/>
+        <w:rFonts w:ascii="Arial" w:hAnsi="Arial" w:cs="Arial" w:eastAsia="Arial"/>
         <w:b/>
         <w:bCs/>
       </w:rPr>
@@ -17066,7 +17066,7 @@
         <w:spacing w:before="0" w:after="0" w:line="240" w:lineRule="auto"/>
       </w:pPr>
       <w:rPr>
-        <w:rFonts w:asciiTheme="majorHAnsi" w:eastAsiaTheme="majorEastAsia" w:hAnsiTheme="majorHAnsi" w:cstheme="majorBidi"/>
+        <w:rFonts w:ascii="Arial" w:hAnsi="Arial" w:cs="Arial" w:eastAsia="Arial"/>
         <w:b/>
         <w:bCs/>
       </w:rPr>
@@ -17087,7 +17087,7 @@
         <w:spacing w:before="0" w:after="0" w:line="240" w:lineRule="auto"/>
       </w:pPr>
       <w:rPr>
-        <w:rFonts w:asciiTheme="majorHAnsi" w:eastAsiaTheme="majorEastAsia" w:hAnsiTheme="majorHAnsi" w:cstheme="majorBidi"/>
+        <w:rFonts w:ascii="Arial" w:hAnsi="Arial" w:cs="Arial" w:eastAsia="Arial"/>
         <w:b/>
         <w:bCs/>
       </w:rPr>
@@ -17105,14 +17105,14 @@
     </w:tblStylePr>
     <w:tblStylePr w:type="firstCol">
       <w:rPr>
-        <w:rFonts w:asciiTheme="majorHAnsi" w:eastAsiaTheme="majorEastAsia" w:hAnsiTheme="majorHAnsi" w:cstheme="majorBidi"/>
+        <w:rFonts w:ascii="Arial" w:hAnsi="Arial" w:cs="Arial" w:eastAsia="Arial"/>
         <w:b/>
         <w:bCs/>
       </w:rPr>
     </w:tblStylePr>
     <w:tblStylePr w:type="lastCol">
       <w:rPr>
-        <w:rFonts w:asciiTheme="majorHAnsi" w:eastAsiaTheme="majorEastAsia" w:hAnsiTheme="majorHAnsi" w:cstheme="majorBidi"/>
+        <w:rFonts w:ascii="Arial" w:hAnsi="Arial" w:cs="Arial" w:eastAsia="Arial"/>
         <w:b/>
         <w:bCs/>
       </w:rPr>
@@ -17196,7 +17196,7 @@
         <w:spacing w:before="0" w:after="0" w:line="240" w:lineRule="auto"/>
       </w:pPr>
       <w:rPr>
-        <w:rFonts w:asciiTheme="majorHAnsi" w:eastAsiaTheme="majorEastAsia" w:hAnsiTheme="majorHAnsi" w:cstheme="majorBidi"/>
+        <w:rFonts w:ascii="Arial" w:hAnsi="Arial" w:cs="Arial" w:eastAsia="Arial"/>
         <w:b/>
         <w:bCs/>
       </w:rPr>
@@ -17217,7 +17217,7 @@
         <w:spacing w:before="0" w:after="0" w:line="240" w:lineRule="auto"/>
       </w:pPr>
       <w:rPr>
-        <w:rFonts w:asciiTheme="majorHAnsi" w:eastAsiaTheme="majorEastAsia" w:hAnsiTheme="majorHAnsi" w:cstheme="majorBidi"/>
+        <w:rFonts w:ascii="Arial" w:hAnsi="Arial" w:cs="Arial" w:eastAsia="Arial"/>
         <w:b/>
         <w:bCs/>
       </w:rPr>
@@ -17235,14 +17235,14 @@
     </w:tblStylePr>
     <w:tblStylePr w:type="firstCol">
       <w:rPr>
-        <w:rFonts w:asciiTheme="majorHAnsi" w:eastAsiaTheme="majorEastAsia" w:hAnsiTheme="majorHAnsi" w:cstheme="majorBidi"/>
+        <w:rFonts w:ascii="Arial" w:hAnsi="Arial" w:cs="Arial" w:eastAsia="Arial"/>
         <w:b/>
         <w:bCs/>
       </w:rPr>
     </w:tblStylePr>
     <w:tblStylePr w:type="lastCol">
       <w:rPr>
-        <w:rFonts w:asciiTheme="majorHAnsi" w:eastAsiaTheme="majorEastAsia" w:hAnsiTheme="majorHAnsi" w:cstheme="majorBidi"/>
+        <w:rFonts w:ascii="Arial" w:hAnsi="Arial" w:cs="Arial" w:eastAsia="Arial"/>
         <w:b/>
         <w:bCs/>
       </w:rPr>
@@ -19107,7 +19107,7 @@
     </w:tblPr>
     <w:tblStylePr w:type="firstRow">
       <w:rPr>
-        <w:rFonts w:asciiTheme="majorHAnsi" w:eastAsiaTheme="majorEastAsia" w:hAnsiTheme="majorHAnsi" w:cstheme="majorBidi"/>
+        <w:rFonts w:ascii="Arial" w:hAnsi="Arial" w:cs="Arial" w:eastAsia="Arial"/>
       </w:rPr>
       <w:tblPr/>
       <w:tcPr>
@@ -19191,7 +19191,7 @@
     </w:tblPr>
     <w:tblStylePr w:type="firstRow">
       <w:rPr>
-        <w:rFonts w:asciiTheme="majorHAnsi" w:eastAsiaTheme="majorEastAsia" w:hAnsiTheme="majorHAnsi" w:cstheme="majorBidi"/>
+        <w:rFonts w:ascii="Arial" w:hAnsi="Arial" w:cs="Arial" w:eastAsia="Arial"/>
       </w:rPr>
       <w:tblPr/>
       <w:tcPr>
@@ -19275,7 +19275,7 @@
     </w:tblPr>
     <w:tblStylePr w:type="firstRow">
       <w:rPr>
-        <w:rFonts w:asciiTheme="majorHAnsi" w:eastAsiaTheme="majorEastAsia" w:hAnsiTheme="majorHAnsi" w:cstheme="majorBidi"/>
+        <w:rFonts w:ascii="Arial" w:hAnsi="Arial" w:cs="Arial" w:eastAsia="Arial"/>
       </w:rPr>
       <w:tblPr/>
       <w:tcPr>
@@ -19359,7 +19359,7 @@
     </w:tblPr>
     <w:tblStylePr w:type="firstRow">
       <w:rPr>
-        <w:rFonts w:asciiTheme="majorHAnsi" w:eastAsiaTheme="majorEastAsia" w:hAnsiTheme="majorHAnsi" w:cstheme="majorBidi"/>
+        <w:rFonts w:ascii="Arial" w:hAnsi="Arial" w:cs="Arial" w:eastAsia="Arial"/>
       </w:rPr>
       <w:tblPr/>
       <w:tcPr>
@@ -19443,7 +19443,7 @@
     </w:tblPr>
     <w:tblStylePr w:type="firstRow">
       <w:rPr>
-        <w:rFonts w:asciiTheme="majorHAnsi" w:eastAsiaTheme="majorEastAsia" w:hAnsiTheme="majorHAnsi" w:cstheme="majorBidi"/>
+        <w:rFonts w:ascii="Arial" w:hAnsi="Arial" w:cs="Arial" w:eastAsia="Arial"/>
       </w:rPr>
       <w:tblPr/>
       <w:tcPr>
@@ -19527,7 +19527,7 @@
     </w:tblPr>
     <w:tblStylePr w:type="firstRow">
       <w:rPr>
-        <w:rFonts w:asciiTheme="majorHAnsi" w:eastAsiaTheme="majorEastAsia" w:hAnsiTheme="majorHAnsi" w:cstheme="majorBidi"/>
+        <w:rFonts w:ascii="Arial" w:hAnsi="Arial" w:cs="Arial" w:eastAsia="Arial"/>
       </w:rPr>
       <w:tblPr/>
       <w:tcPr>
@@ -19611,7 +19611,7 @@
     </w:tblPr>
     <w:tblStylePr w:type="firstRow">
       <w:rPr>
-        <w:rFonts w:asciiTheme="majorHAnsi" w:eastAsiaTheme="majorEastAsia" w:hAnsiTheme="majorHAnsi" w:cstheme="majorBidi"/>
+        <w:rFonts w:ascii="Arial" w:hAnsi="Arial" w:cs="Arial" w:eastAsia="Arial"/>
       </w:rPr>
       <w:tblPr/>
       <w:tcPr>
@@ -19676,7 +19676,7 @@
       <w:spacing w:after="0" w:line="240" w:lineRule="auto"/>
     </w:pPr>
     <w:rPr>
-      <w:rFonts w:asciiTheme="majorHAnsi" w:eastAsiaTheme="majorEastAsia" w:hAnsiTheme="majorHAnsi" w:cstheme="majorBidi"/>
+      <w:rFonts w:ascii="Arial" w:hAnsi="Arial" w:cs="Arial" w:eastAsia="Arial"/>
       <w:color w:val="000000" w:themeColor="text1"/>
     </w:rPr>
     <w:tblPr>
@@ -19804,7 +19804,7 @@
       <w:spacing w:after="0" w:line="240" w:lineRule="auto"/>
     </w:pPr>
     <w:rPr>
-      <w:rFonts w:asciiTheme="majorHAnsi" w:eastAsiaTheme="majorEastAsia" w:hAnsiTheme="majorHAnsi" w:cstheme="majorBidi"/>
+      <w:rFonts w:ascii="Arial" w:hAnsi="Arial" w:cs="Arial" w:eastAsia="Arial"/>
       <w:color w:val="000000" w:themeColor="text1"/>
     </w:rPr>
     <w:tblPr>
@@ -19932,7 +19932,7 @@
       <w:spacing w:after="0" w:line="240" w:lineRule="auto"/>
     </w:pPr>
     <w:rPr>
-      <w:rFonts w:asciiTheme="majorHAnsi" w:eastAsiaTheme="majorEastAsia" w:hAnsiTheme="majorHAnsi" w:cstheme="majorBidi"/>
+      <w:rFonts w:ascii="Arial" w:hAnsi="Arial" w:cs="Arial" w:eastAsia="Arial"/>
       <w:color w:val="000000" w:themeColor="text1"/>
     </w:rPr>
     <w:tblPr>
@@ -20060,7 +20060,7 @@
       <w:spacing w:after="0" w:line="240" w:lineRule="auto"/>
     </w:pPr>
     <w:rPr>
-      <w:rFonts w:asciiTheme="majorHAnsi" w:eastAsiaTheme="majorEastAsia" w:hAnsiTheme="majorHAnsi" w:cstheme="majorBidi"/>
+      <w:rFonts w:ascii="Arial" w:hAnsi="Arial" w:cs="Arial" w:eastAsia="Arial"/>
       <w:color w:val="000000" w:themeColor="text1"/>
     </w:rPr>
     <w:tblPr>
@@ -20188,7 +20188,7 @@
       <w:spacing w:after="0" w:line="240" w:lineRule="auto"/>
     </w:pPr>
     <w:rPr>
-      <w:rFonts w:asciiTheme="majorHAnsi" w:eastAsiaTheme="majorEastAsia" w:hAnsiTheme="majorHAnsi" w:cstheme="majorBidi"/>
+      <w:rFonts w:ascii="Arial" w:hAnsi="Arial" w:cs="Arial" w:eastAsia="Arial"/>
       <w:color w:val="000000" w:themeColor="text1"/>
     </w:rPr>
     <w:tblPr>
@@ -20316,7 +20316,7 @@
       <w:spacing w:after="0" w:line="240" w:lineRule="auto"/>
     </w:pPr>
     <w:rPr>
-      <w:rFonts w:asciiTheme="majorHAnsi" w:eastAsiaTheme="majorEastAsia" w:hAnsiTheme="majorHAnsi" w:cstheme="majorBidi"/>
+      <w:rFonts w:ascii="Arial" w:hAnsi="Arial" w:cs="Arial" w:eastAsia="Arial"/>
       <w:color w:val="000000" w:themeColor="text1"/>
     </w:rPr>
     <w:tblPr>
@@ -20444,7 +20444,7 @@
       <w:spacing w:after="0" w:line="240" w:lineRule="auto"/>
     </w:pPr>
     <w:rPr>
-      <w:rFonts w:asciiTheme="majorHAnsi" w:eastAsiaTheme="majorEastAsia" w:hAnsiTheme="majorHAnsi" w:cstheme="majorBidi"/>
+      <w:rFonts w:ascii="Arial" w:hAnsi="Arial" w:cs="Arial" w:eastAsia="Arial"/>
       <w:color w:val="000000" w:themeColor="text1"/>
     </w:rPr>
     <w:tblPr>
@@ -21083,7 +21083,7 @@
       <w:spacing w:after="0" w:line="240" w:lineRule="auto"/>
     </w:pPr>
     <w:rPr>
-      <w:rFonts w:asciiTheme="majorHAnsi" w:eastAsiaTheme="majorEastAsia" w:hAnsiTheme="majorHAnsi" w:cstheme="majorBidi"/>
+      <w:rFonts w:ascii="Arial" w:hAnsi="Arial" w:cs="Arial" w:eastAsia="Arial"/>
       <w:color w:val="000000" w:themeColor="text1"/>
     </w:rPr>
     <w:tblPr>
@@ -21208,7 +21208,7 @@
       <w:spacing w:after="0" w:line="240" w:lineRule="auto"/>
     </w:pPr>
     <w:rPr>
-      <w:rFonts w:asciiTheme="majorHAnsi" w:eastAsiaTheme="majorEastAsia" w:hAnsiTheme="majorHAnsi" w:cstheme="majorBidi"/>
+      <w:rFonts w:ascii="Arial" w:hAnsi="Arial" w:cs="Arial" w:eastAsia="Arial"/>
       <w:color w:val="000000" w:themeColor="text1"/>
     </w:rPr>
     <w:tblPr>
@@ -21333,7 +21333,7 @@
       <w:spacing w:after="0" w:line="240" w:lineRule="auto"/>
     </w:pPr>
     <w:rPr>
-      <w:rFonts w:asciiTheme="majorHAnsi" w:eastAsiaTheme="majorEastAsia" w:hAnsiTheme="majorHAnsi" w:cstheme="majorBidi"/>
+      <w:rFonts w:ascii="Arial" w:hAnsi="Arial" w:cs="Arial" w:eastAsia="Arial"/>
       <w:color w:val="000000" w:themeColor="text1"/>
     </w:rPr>
     <w:tblPr>
@@ -21458,7 +21458,7 @@
       <w:spacing w:after="0" w:line="240" w:lineRule="auto"/>
     </w:pPr>
     <w:rPr>
-      <w:rFonts w:asciiTheme="majorHAnsi" w:eastAsiaTheme="majorEastAsia" w:hAnsiTheme="majorHAnsi" w:cstheme="majorBidi"/>
+      <w:rFonts w:ascii="Arial" w:hAnsi="Arial" w:cs="Arial" w:eastAsia="Arial"/>
       <w:color w:val="000000" w:themeColor="text1"/>
     </w:rPr>
     <w:tblPr>
@@ -21583,7 +21583,7 @@
       <w:spacing w:after="0" w:line="240" w:lineRule="auto"/>
     </w:pPr>
     <w:rPr>
-      <w:rFonts w:asciiTheme="majorHAnsi" w:eastAsiaTheme="majorEastAsia" w:hAnsiTheme="majorHAnsi" w:cstheme="majorBidi"/>
+      <w:rFonts w:ascii="Arial" w:hAnsi="Arial" w:cs="Arial" w:eastAsia="Arial"/>
       <w:color w:val="000000" w:themeColor="text1"/>
     </w:rPr>
     <w:tblPr>
@@ -21708,7 +21708,7 @@
       <w:spacing w:after="0" w:line="240" w:lineRule="auto"/>
     </w:pPr>
     <w:rPr>
-      <w:rFonts w:asciiTheme="majorHAnsi" w:eastAsiaTheme="majorEastAsia" w:hAnsiTheme="majorHAnsi" w:cstheme="majorBidi"/>
+      <w:rFonts w:ascii="Arial" w:hAnsi="Arial" w:cs="Arial" w:eastAsia="Arial"/>
       <w:color w:val="000000" w:themeColor="text1"/>
     </w:rPr>
     <w:tblPr>
@@ -21833,7 +21833,7 @@
       <w:spacing w:after="0" w:line="240" w:lineRule="auto"/>
     </w:pPr>
     <w:rPr>
-      <w:rFonts w:asciiTheme="majorHAnsi" w:eastAsiaTheme="majorEastAsia" w:hAnsiTheme="majorHAnsi" w:cstheme="majorBidi"/>
+      <w:rFonts w:ascii="Arial" w:hAnsi="Arial" w:cs="Arial" w:eastAsia="Arial"/>
       <w:color w:val="000000" w:themeColor="text1"/>
     </w:rPr>
     <w:tblPr>
@@ -25786,7 +25786,7 @@
     </a:clrScheme>
     <a:fontScheme name="Office">
       <a:majorFont>
-        <a:latin typeface="Calibri"/>
+        <a:latin typeface="Arial"/>
         <a:ea typeface=""/>
         <a:cs typeface=""/>
         <a:font script="Jpan" typeface="ＭＳ ゴシック"/>
@@ -25821,7 +25821,7 @@
         <a:font script="Geor" typeface="Sylfaen"/>
       </a:majorFont>
       <a:minorFont>
-        <a:latin typeface="Cambria"/>
+        <a:latin typeface="Arial"/>
         <a:ea typeface=""/>
         <a:cs typeface=""/>
         <a:font script="Jpan" typeface="ＭＳ 明朝"/>

--- a/assets/worksheets/velocity-curve/galactic-plane-observation-1-conclusions-2018.docx
+++ b/assets/worksheets/velocity-curve/galactic-plane-observation-1-conclusions-2018.docx
@@ -1854,15 +1854,39 @@
     <w:pPr>
       <w:pStyle w:val="Header"/>
       <w:tabs>
-        <w:tab w:pos="10080" w:val="right"/>
+        <w:tab w:val="clear" w:pos="576"/>
+        <w:tab w:val="clear" w:pos="1152"/>
+        <w:tab w:val="clear" w:pos="1728"/>
+        <w:tab w:val="clear" w:pos="2304"/>
+        <w:tab w:val="clear" w:pos="2880"/>
+        <w:tab w:val="clear" w:pos="3456"/>
+        <w:tab w:val="clear" w:pos="4032"/>
+        <w:tab w:pos="9820" w:val="right"/>
       </w:tabs>
+      <w:spacing w:before="0" w:after="0" w:lineRule="exact" w:line="480"/>
+      <w:shd w:val="clear" w:fill="002855"/>
+      <w:pBdr>
+        <w:bottom w:val="single" w:sz="16" w:space="0" w:color="EEAA00"/>
+      </w:pBdr>
     </w:pPr>
     <w:r>
       <w:rPr>
-        <w:b/>
-        <w:color w:val="002855"/>
-      </w:rPr>
-      <w:t>WVU DSPIRA</w:t>
+        <w:rFonts w:ascii="Arial" w:hAnsi="Arial"/>
+        <w:b/>
+        <w:color w:val="FFFFFF"/>
+        <w:sz w:val="32"/>
+      </w:rPr>
+      <w:t xml:space="preserve">  WVU DSPIRA</w:t>
+    </w:r>
+    <w:r>
+      <w:rPr>
+        <w:rFonts w:ascii="Arial" w:hAnsi="Arial"/>
+        <w:b w:val="0"/>
+        <w:color w:val="FFFFFF"/>
+        <w:sz w:val="18"/>
+      </w:rPr>
+      <w:tab/>
+      <w:t>WEST VIRGINIA UNIVERSITY</w:t>
     </w:r>
   </w:p>
 </w:hdr>

--- a/assets/worksheets/velocity-curve/galactic-plane-observation-1-conclusions-2018.docx
+++ b/assets/worksheets/velocity-curve/galactic-plane-observation-1-conclusions-2018.docx
@@ -2042,7 +2042,7 @@
       </w:tabs>
     </w:pPr>
     <w:r>
-      <w:t>wvurail.org/dspira</w:t>
+      <w:t>rail.wvu.edu/dspira</w:t>
     </w:r>
     <w:r>
       <w:tab/>
